--- a/klagomål/A 9593-2026 FSC-klagomål.docx
+++ b/klagomål/A 9593-2026 FSC-klagomål.docx
@@ -1380,7 +1380,7 @@
     <w:r>
       <w:tab/>
       <w:tab/>
-      <w:t>2026-06-15</w:t>
+      <w:t>2026-06-16</w:t>
       <w:br/>
       <w:br/>
     </w:r>

--- a/klagomål/A 9593-2026 FSC-klagomål.docx
+++ b/klagomål/A 9593-2026 FSC-klagomål.docx
@@ -1380,7 +1380,7 @@
     <w:r>
       <w:tab/>
       <w:tab/>
-      <w:t>2026-06-16</w:t>
+      <w:t>2026-06-17</w:t>
       <w:br/>
       <w:br/>
     </w:r>

--- a/klagomål/A 9593-2026 FSC-klagomål.docx
+++ b/klagomål/A 9593-2026 FSC-klagomål.docx
@@ -1,6 +1,6 @@
 
 <file path=word/document.xml><?xml version="1.0" encoding="utf-8"?>
-<w:document xmlns:wpc="http://schemas.microsoft.com/office/word/2010/wordprocessingCanvas" xmlns:cx="http://schemas.microsoft.com/office/drawing/2014/chartex" xmlns:cx1="http://schemas.microsoft.com/office/drawing/2015/9/8/chartex" xmlns:cx2="http://schemas.microsoft.com/office/drawing/2015/10/21/chartex" xmlns:cx3="http://schemas.microsoft.com/office/drawing/2016/5/9/chartex" xmlns:cx4="http://schemas.microsoft.com/office/drawing/2016/5/10/chartex" xmlns:cx5="http://schemas.microsoft.com/office/drawing/2016/5/11/chartex" xmlns:cx6="http://schemas.microsoft.com/office/drawing/2016/5/12/chartex" xmlns:cx7="http://schemas.microsoft.com/office/drawing/2016/5/13/chartex" xmlns:cx8="http://schemas.microsoft.com/office/drawing/2016/5/14/chartex" xmlns:mc="http://schemas.openxmlformats.org/markup-compatibility/2006" xmlns:aink="http://schemas.microsoft.com/office/drawing/2016/ink" xmlns:am3d="http://schemas.microsoft.com/office/drawing/2017/model3d" xmlns:o="urn:schemas-microsoft-com:office:office" xmlns:oel="http://schemas.microsoft.com/office/2019/extlst" xmlns:r="http://schemas.openxmlformats.org/officeDocument/2006/relationships" xmlns:m="http://schemas.openxmlformats.org/officeDocument/2006/math" xmlns:v="urn:schemas-microsoft-com:vml" xmlns:wp14="http://schemas.microsoft.com/office/word/2010/wordprocessingDrawing" xmlns:wp="http://schemas.openxmlformats.org/drawingml/2006/wordprocessingDrawing" xmlns:w10="urn:schemas-microsoft-com:office:word" xmlns:w="http://schemas.openxmlformats.org/wordprocessingml/2006/main" xmlns:w14="http://schemas.microsoft.com/office/word/2010/wordml" xmlns:w15="http://schemas.microsoft.com/office/word/2012/wordml" xmlns:w16cex="http://schemas.microsoft.com/office/word/2018/wordml/cex" xmlns:w16cid="http://schemas.microsoft.com/office/word/2016/wordml/cid" xmlns:w16="http://schemas.microsoft.com/office/word/2018/wordml" xmlns:w16sdtdh="http://schemas.microsoft.com/office/word/2020/wordml/sdtdatahash" xmlns:w16se="http://schemas.microsoft.com/office/word/2015/wordml/symex" xmlns:wpg="http://schemas.microsoft.com/office/word/2010/wordprocessingGroup" xmlns:wpi="http://schemas.microsoft.com/office/word/2010/wordprocessingInk" xmlns:wne="http://schemas.microsoft.com/office/word/2006/wordml" xmlns:wps="http://schemas.microsoft.com/office/word/2010/wordprocessingShape" mc:Ignorable="w14 w15 w16se w16cid w16 w16cex w16sdtdh wp14">
+<w:document xmlns:wpc="http://schemas.microsoft.com/office/word/2010/wordprocessingCanvas" xmlns:cx="http://schemas.microsoft.com/office/drawing/2014/chartex" xmlns:cx1="http://schemas.microsoft.com/office/drawing/2015/9/8/chartex" xmlns:cx2="http://schemas.microsoft.com/office/drawing/2015/10/21/chartex" xmlns:cx3="http://schemas.microsoft.com/office/drawing/2016/5/9/chartex" xmlns:cx4="http://schemas.microsoft.com/office/drawing/2016/5/10/chartex" xmlns:cx5="http://schemas.microsoft.com/office/drawing/2016/5/11/chartex" xmlns:cx6="http://schemas.microsoft.com/office/drawing/2016/5/12/chartex" xmlns:cx7="http://schemas.microsoft.com/office/drawing/2016/5/13/chartex" xmlns:cx8="http://schemas.microsoft.com/office/drawing/2016/5/14/chartex" xmlns:mc="http://schemas.openxmlformats.org/markup-compatibility/2006" xmlns:aink="http://schemas.microsoft.com/office/drawing/2016/ink" xmlns:am3d="http://schemas.microsoft.com/office/drawing/2017/model3d" xmlns:o="urn:schemas-microsoft-com:office:office" xmlns:oel="http://schemas.microsoft.com/office/2019/extlst" xmlns:r="http://schemas.openxmlformats.org/officeDocument/2006/relationships" xmlns:m="http://schemas.openxmlformats.org/officeDocument/2006/math" xmlns:v="urn:schemas-microsoft-com:vml" xmlns:wp14="http://schemas.microsoft.com/office/word/2010/wordprocessingDrawing" xmlns:wp="http://schemas.openxmlformats.org/drawingml/2006/wordprocessingDrawing" xmlns:w10="urn:schemas-microsoft-com:office:word" xmlns:w="http://schemas.openxmlformats.org/wordprocessingml/2006/main" xmlns:w14="http://schemas.microsoft.com/office/word/2010/wordml" xmlns:w15="http://schemas.microsoft.com/office/word/2012/wordml" xmlns:w16cex="http://schemas.microsoft.com/office/word/2018/wordml/cex" xmlns:w16cid="http://schemas.microsoft.com/office/word/2016/wordml/cid" xmlns:w16="http://schemas.microsoft.com/office/word/2018/wordml" xmlns:w16du="http://schemas.microsoft.com/office/word/2023/wordml/word16du" xmlns:w16sdtdh="http://schemas.microsoft.com/office/word/2020/wordml/sdtdatahash" xmlns:w16sdtfl="http://schemas.microsoft.com/office/word/2024/wordml/sdtformatlock" xmlns:w16se="http://schemas.microsoft.com/office/word/2015/wordml/symex" xmlns:wpg="http://schemas.microsoft.com/office/word/2010/wordprocessingGroup" xmlns:wpi="http://schemas.microsoft.com/office/word/2010/wordprocessingInk" xmlns:wne="http://schemas.microsoft.com/office/word/2006/wordml" xmlns:wps="http://schemas.microsoft.com/office/word/2010/wordprocessingShape" mc:Ignorable="w14 w15 w16se w16cid w16 w16cex w16sdtdh w16sdtfl w16du wp14">
   <w:body>
     <w:p>
       <w:r>
@@ -168,7 +168,7 @@
     </w:p>
     <w:p>
       <w:r>
-        <w:t>Detta dokument behandlar höga naturvärden i avverkningsanmälan A 9593-2026 i Strömsunds kommun. Denna avverkningsanmälan inkom 2026-02-18 19:25:56 och omfattar 19,1 ha.</w:t>
+        <w:t>Detta dokument behandlar höga naturvärden i avverkningsanmälan A 9593-2026 i Strömsunds kommun som inkom 2026-02-18 och omfattar 19,1 ha.</w:t>
       </w:r>
     </w:p>
     <w:p>
@@ -191,12 +191,15 @@
     </w:p>
     <w:p>
       <w:r>
-        <w:t>I avverkningsanmälan har följande 13 naturvårdsarter hittats: skäggvaxskivling (VU), brunpudrad nållav (NT), garnlav (NT), harticka (NT), luddfingersvamp (NT), lunglav (NT), skrovellav (NT), tretåig hackspett (NT, §4), gulnål (S), gytterlav (S), spindelblomster (S, §8), stuplav (S) och västlig hakmossa (S). Av dessa är 8 rödlistade. För rödlistade arter har rödlistekategorin angivits inom parentes. Arter som är signalarter enligt Skogsstyrelsen har markerats med (S). För fridlysta arter anges även paragrafen i Artskyddsförordningen som arten är fridlyst enligt.</w:t>
+        <w:t>I och inom 6 meter från avverkningsanmälan har följande 14 naturvårdsarter hittats: garnlav (VU, T), norsk näverlav (VU), skäggvaxskivling (VU), brunpudrad nållav (NT, T), harticka (NT, T), luddfingersvamp (NT), lunglav (NT, T), skrovellav (NT, T), tretåig hackspett (NT, T, §4), gulnål (S, T), gytterlav (S, T), spindelblomster (S, T, §8), stuplav (S, T) och västlig hakmossa (S). Av dessa är 9 rödlistade. För rödlistade arter har rödlistekategorin angivits inom parentes. Arter som är signalarter enligt Skogsstyrelsen har markerats med (S). Typiska arter inom Natura 2000 som är kopplade till skogsekosystem har markerats med (T). För fridlysta arter anges även paragrafen i Artskyddsförordningen som arten är fridlyst enligt.</w:t>
       </w:r>
     </w:p>
     <w:p>
       <w:r>
-        <w:t>De påträffade naturvårdsarterna är ett tydligt kvitto på att detta rör sig om en skog med höga naturvärden. I Figur 1 visas en karta över det avverkningsanmälda området, där samtliga fyndplatser för naturvårdsarter som finns registrerade på Artportalen har markerats.</w:t>
+        <w:t>De påträffade naturvårdsarterna är ett tydligt kvitto på att det rör sig om en skog med höga naturvärden.</w:t>
+      </w:r>
+      <w:r>
+        <w:t xml:space="preserve"> I Figur 1 visas fyndplatser för naturvårdsarter i området, som finns registrerade på Artportalen.</w:t>
       </w:r>
     </w:p>
     <w:p>
@@ -206,7 +209,7 @@
       <w:r>
         <w:drawing>
           <wp:inline xmlns:a="http://schemas.openxmlformats.org/drawingml/2006/main" xmlns:pic="http://schemas.openxmlformats.org/drawingml/2006/picture">
-            <wp:extent cx="5486400" cy="5061085"/>
+            <wp:extent cx="5486400" cy="4880900"/>
             <wp:docPr id="1" name="Picture 1"/>
             <wp:cNvGraphicFramePr>
               <a:graphicFrameLocks noChangeAspect="1"/>
@@ -227,7 +230,7 @@
                   <pic:spPr>
                     <a:xfrm>
                       <a:off x="0" y="0"/>
-                      <a:ext cx="5486400" cy="5061085"/>
+                      <a:ext cx="5486400" cy="4880900"/>
                     </a:xfrm>
                     <a:prstGeom prst="rect"/>
                   </pic:spPr>
@@ -241,9 +244,108 @@
     <w:p>
       <w:pPr>
         <w:pStyle w:val="Caption"/>
+        <w:spacing w:after="240"/>
       </w:pPr>
       <w:r>
-        <w:t>Figur 1. Fyndplatser för naturvårdsarter i det avverkningsanmälda området (röd linje). Markörer utan svart kant är placerade på fyndplatsen. Markörer med svart kant är placerade vid sidan av fyndplatsen och har ett svart streck som visar fyndplatsens exakta position. Kartans mittpunktskoordinat är N 7141846, E 471445 i SWEREF 99 TM.</w:t>
+        <w:t>Figur 1. Fyndplatser för naturvårdsarter i och inom 6 meter från avverkningsanmälan (röd linje). Markörer utan svart kant är placerade på fyndplatsen. Markörer med svart kant är placerade vid sidan av fyndplatsen och har ett svart streck som visar fyndplatsens exakta position. Kartans mittpunktskoordinat är N 7141846, E 471445 i SWEREF 99 TM.</w:t>
+      </w:r>
+    </w:p>
+    <w:p>
+      <w:pPr>
+        <w:pStyle w:val="Heading2"/>
+      </w:pPr>
+      <w:r>
+        <w:t>Fridlysta arter</w:t>
+      </w:r>
+    </w:p>
+    <w:p>
+      <w:r>
+        <w:t>Följande fridlysta arter har sina livsmiljöer och växtplatser i den avverkningsanmälda skogen: tretåig hackspett (NT, T, §4) och spindelblomster (S, T, §8).</w:t>
+      </w:r>
+    </w:p>
+    <w:p>
+      <w:r>
+        <w:t xml:space="preserve">Observera att medlemsländerna är skyldiga att agera i enlighet med EU:s fågeldirektiv där det uttryckligen står att direktivet gäller för fåglar samt för deras ägg, bon och </w:t>
+      </w:r>
+      <w:r>
+        <w:rPr>
+          <w:b/>
+        </w:rPr>
+        <w:t xml:space="preserve">livsmiljöer </w:t>
+      </w:r>
+      <w:r>
+        <w:t>(artikel 1). Vidare att de åtgärder som vidtas inte får leda till en försämring av den nuvarande situationen beträffande bevarandet av de fågelarter som avses i artikel 1 (artikel 13). Fågeldirektivet är styrande för tillsynsansvariga myndigheters ärendehantering, ställningstaganden och beslutsfattande.</w:t>
+      </w:r>
+    </w:p>
+    <w:p>
+      <w:r>
+        <w:rPr>
+          <w:b/>
+        </w:rPr>
+        <w:t>Spindelblomster (§8)</w:t>
+      </w:r>
+      <w:r>
+        <w:t xml:space="preserve"> växer i äldre mossrik granskog eller barrblandskog, men även i fjällbjörkskog. Arten indikerar långvarig trädkontinuitet och hög luftfuktighet och är mycket känslig för uttorkning och markskador. Spindelblomster har i många trakter minskat starkt under senare tid på grund av slutavverkningar och skogsmarksdikning. Spindelblomster är typisk art för </w:t>
+      </w:r>
+      <w:r>
+        <w:rPr>
+          <w:i/>
+        </w:rPr>
+        <w:t xml:space="preserve">9010 Taiga, 9050 Näringsrik granskog </w:t>
+      </w:r>
+      <w:r>
+        <w:t>och</w:t>
+      </w:r>
+      <w:r>
+        <w:rPr>
+          <w:i/>
+        </w:rPr>
+        <w:t xml:space="preserve"> 9040 Fjällbjörkskog</w:t>
+      </w:r>
+      <w:r>
+        <w:t xml:space="preserve"> (Nitare &amp; Skogsstyrelsen, 2019; SLU Artdatabanken, 2025).</w:t>
+      </w:r>
+    </w:p>
+    <w:p>
+      <w:r>
+        <w:rPr>
+          <w:b/>
+        </w:rPr>
+        <w:t>Tretåig hackspett (NT, §4)</w:t>
+      </w:r>
+      <w:r>
+        <w:t xml:space="preserve"> är rödlistad som nära hotad och ingår i bilaga 1 i EU:s fågeldirektiv. Tretåig hackspett är för sin överlevnad beroende av kontinuerlig tillförsel av äldre döende och död ved, som sker genom naturliga självgallringsprocesser i äldre grannaturskogar och barrblandade naturskogar. Om en skog genom skogsbruk gallras eller glesas ur så upphör och uteblir i stort sett den naturliga självgallringsprocessen för mycket lång tid framöver vilket omöjliggör upprätthållandet av den kontinuerliga ekologiska funktionen i ett område. Det finns studier som visar att naturskogens självgallringsprocess som den tretåiga hackspetten är beroende av, inte kan ersättas med efterlämnad hänsyn i skogsbruket (Imbeau &amp; Desrochers, 2002). Storleken på häckningsreviret varierar med skogstypen, förekomsten av död ved och graden av fragmentering, men är i allmänhet i storleksordningen 25–100 hektar. Vintertid krävs ofta betydligt större områden och det finns studier som antyder att arten behöver minst 100 hektar äldre skog. I områden med låg bonitet kan det behövas över 200 hektar lämpligt habitat för att ett par ska kunna reproducera sig. Områden med dokumenterad permanent förekomst i naturskogsmiljöer har vanligen så stora naturvärden att skogsbruk är olämpligt. Tretåig hackspett är typisk art för </w:t>
+      </w:r>
+      <w:r>
+        <w:rPr>
+          <w:i/>
+        </w:rPr>
+        <w:t xml:space="preserve">9010 Taiga, 9740 Skogsbevuxen myr, 9030 Landhöjningsskog </w:t>
+      </w:r>
+      <w:r>
+        <w:t xml:space="preserve">och </w:t>
+      </w:r>
+      <w:r>
+        <w:rPr>
+          <w:i/>
+        </w:rPr>
+        <w:t>9040 Fjällbjörkskog</w:t>
+      </w:r>
+      <w:r>
+        <w:t xml:space="preserve"> (Skogsstyrelsen, 2016; SLU Artdatabanken, 2024).</w:t>
+      </w:r>
+    </w:p>
+    <w:p>
+      <w:r>
+        <w:t>I BILAGA 1 finns mer detaljerad information om ekologi samt krav på livsmiljö hos fridlysta arter.</w:t>
+      </w:r>
+    </w:p>
+    <w:p>
+      <w:pPr>
+        <w:pStyle w:val="Heading2"/>
+      </w:pPr>
+      <w:r>
+        <w:t>Övriga naturvårdsarter</w:t>
       </w:r>
     </w:p>
     <w:p>
@@ -438,6 +540,17 @@
       </w:r>
       <w:r>
         <w:t xml:space="preserve"> (SLU Artdatabanken, 2026; Nitare &amp; Skogsstyrelsen, 2019).</w:t>
+      </w:r>
+    </w:p>
+    <w:p>
+      <w:r>
+        <w:rPr>
+          <w:b/>
+        </w:rPr>
+        <w:t>Norsk näverlav (VU)</w:t>
+      </w:r>
+      <w:r>
+        <w:t>, rödlistad som sårbar, är en suboceanisk art och påträffas bara i områden med hög och jämn luftfuktighet. Den växer i fuktiga granskogar, främst på stammar eller grenar av äldre björkar och granar. Arten är placerad i toppen av Skogsstyrelsens värdepyramid för bedömning av skog med höga naturvärden och försvinner eller missgynnas starkt vid all form av avverkning på eller i anslutning till lokalerna. Norsk näverlav har en hög andel av sin världspopulation i Norge och Sverige vilket medför ett särskilt ansvar för arten (Nitare &amp; Skogsstyrelsen, 2019; SLU Artdatabanken, 2024).</w:t>
       </w:r>
     </w:p>
     <w:p>
@@ -559,96 +672,6 @@
         <w:pStyle w:val="Heading1"/>
       </w:pPr>
       <w:r>
-        <w:t>Fridlysta arter</w:t>
-      </w:r>
-    </w:p>
-    <w:p>
-      <w:r>
-        <w:t>Följande fridlysta arter har sina livsmiljöer och växtplatser i den avverkningsanmälda skogen: tretåig hackspett (NT, §4) och spindelblomster (S, §8).</w:t>
-      </w:r>
-    </w:p>
-    <w:p>
-      <w:r>
-        <w:t xml:space="preserve">Observera att medlemsländerna är skyldiga att agera i enlighet med EU:s fågeldirektiv där det uttryckligen står att direktivet gäller för fåglar samt för deras ägg, bon och </w:t>
-      </w:r>
-      <w:r>
-        <w:rPr>
-          <w:b/>
-        </w:rPr>
-        <w:t xml:space="preserve">livsmiljöer </w:t>
-      </w:r>
-      <w:r>
-        <w:t>(artikel 1). Vidare att de åtgärder som vidtas inte får leda till en försämring av den nuvarande situationen beträffande bevarandet av de fågelarter som avses i artikel 1 (artikel 13). Fågeldirektivet är styrande för tillsynsansvariga myndigheters ärendehantering, ställningstaganden och beslutsfattande.</w:t>
-      </w:r>
-    </w:p>
-    <w:p>
-      <w:r>
-        <w:rPr>
-          <w:b/>
-        </w:rPr>
-        <w:t>Spindelblomster (§8)</w:t>
-      </w:r>
-      <w:r>
-        <w:t xml:space="preserve"> växer i äldre mossrik granskog eller barrblandskog, men även i fjällbjörkskog. Arten indikerar långvarig trädkontinuitet och hög luftfuktighet och är mycket känslig för uttorkning och markskador. Spindelblomster har i många trakter minskat starkt under senare tid på grund av slutavverkningar och skogsmarksdikning. Spindelblomster är typisk art för </w:t>
-      </w:r>
-      <w:r>
-        <w:rPr>
-          <w:i/>
-        </w:rPr>
-        <w:t xml:space="preserve">9010 Taiga, 9050 Näringsrik granskog </w:t>
-      </w:r>
-      <w:r>
-        <w:t>och</w:t>
-      </w:r>
-      <w:r>
-        <w:rPr>
-          <w:i/>
-        </w:rPr>
-        <w:t xml:space="preserve"> 9040 Fjällbjörkskog</w:t>
-      </w:r>
-      <w:r>
-        <w:t xml:space="preserve"> (Nitare &amp; Skogsstyrelsen, 2019; SLU Artdatabanken, 2025).</w:t>
-      </w:r>
-    </w:p>
-    <w:p>
-      <w:r>
-        <w:rPr>
-          <w:b/>
-        </w:rPr>
-        <w:t>Tretåig hackspett (NT, §4)</w:t>
-      </w:r>
-      <w:r>
-        <w:t xml:space="preserve"> är rödlistad som nära hotad och ingår i bilaga 1 i EU:s fågeldirektiv. Tretåig hackspett är för sin överlevnad beroende av kontinuerlig tillförsel av äldre döende och död ved, som sker genom naturliga självgallringsprocesser i äldre grannaturskogar och barrblandade naturskogar. Om en skog genom skogsbruk gallras eller glesas ur så upphör och uteblir i stort sett den naturliga självgallringsprocessen för mycket lång tid framöver vilket omöjliggör upprätthållandet av den kontinuerliga ekologiska funktionen i ett område. Det finns studier som visar att naturskogens självgallringsprocess som den tretåiga hackspetten är beroende av, inte kan ersättas med efterlämnad hänsyn i skogsbruket (Imbeau &amp; Desrochers, 2002). Storleken på häckningsreviret varierar med skogstypen, förekomsten av död ved och graden av fragmentering, men är i allmänhet i storleksordningen 25–100 hektar. Vintertid krävs ofta betydligt större områden och det finns studier som antyder att arten behöver minst 100 hektar äldre skog. I områden med låg bonitet kan det behövas över 200 hektar lämpligt habitat för att ett par ska kunna reproducera sig. Områden med dokumenterad permanent förekomst i naturskogsmiljöer har vanligen så stora naturvärden att skogsbruk är olämpligt. Tretåig hackspett är typisk art för </w:t>
-      </w:r>
-      <w:r>
-        <w:rPr>
-          <w:i/>
-        </w:rPr>
-        <w:t xml:space="preserve">9010 Taiga, 9740 Skogsbevuxen myr, 9030 Landhöjningsskog </w:t>
-      </w:r>
-      <w:r>
-        <w:t xml:space="preserve">och </w:t>
-      </w:r>
-      <w:r>
-        <w:rPr>
-          <w:i/>
-        </w:rPr>
-        <w:t>9040 Fjällbjörkskog</w:t>
-      </w:r>
-      <w:r>
-        <w:t xml:space="preserve"> (Skogsstyrelsen, 2016; SLU Artdatabanken, 2024).</w:t>
-      </w:r>
-    </w:p>
-    <w:p>
-      <w:r>
-        <w:t>I BILAGA 1 finns mer detaljerad information om ekologi samt krav på livsmiljö hos fridlysta arter.</w:t>
-      </w:r>
-    </w:p>
-    <w:p>
-      <w:pPr>
-        <w:pStyle w:val="Heading1"/>
-      </w:pPr>
-      <w:r>
         <w:t>Certifiering</w:t>
       </w:r>
     </w:p>
@@ -750,7 +773,7 @@
         <w:rPr>
           <w:i/>
         </w:rPr>
-        <w:t>I det avverkningsanmälda skogsområdet har 13 naturvårdsarter varav 8 rödlistade arter sina livsmiljöer och växtplatser.</w:t>
+        <w:t>I det avverkningsanmälda skogsområdet har 14 naturvårdsarter varav 9 rödlistade arter sina livsmiljöer och växtplatser.</w:t>
       </w:r>
     </w:p>
     <w:p>
@@ -1270,7 +1293,7 @@
 </file>
 
 <file path=word/endnotes.xml><?xml version="1.0" encoding="utf-8"?>
-<w:endnotes xmlns:wpc="http://schemas.microsoft.com/office/word/2010/wordprocessingCanvas" xmlns:cx="http://schemas.microsoft.com/office/drawing/2014/chartex" xmlns:cx1="http://schemas.microsoft.com/office/drawing/2015/9/8/chartex" xmlns:cx2="http://schemas.microsoft.com/office/drawing/2015/10/21/chartex" xmlns:cx3="http://schemas.microsoft.com/office/drawing/2016/5/9/chartex" xmlns:cx4="http://schemas.microsoft.com/office/drawing/2016/5/10/chartex" xmlns:cx5="http://schemas.microsoft.com/office/drawing/2016/5/11/chartex" xmlns:cx6="http://schemas.microsoft.com/office/drawing/2016/5/12/chartex" xmlns:cx7="http://schemas.microsoft.com/office/drawing/2016/5/13/chartex" xmlns:cx8="http://schemas.microsoft.com/office/drawing/2016/5/14/chartex" xmlns:mc="http://schemas.openxmlformats.org/markup-compatibility/2006" xmlns:aink="http://schemas.microsoft.com/office/drawing/2016/ink" xmlns:am3d="http://schemas.microsoft.com/office/drawing/2017/model3d" xmlns:o="urn:schemas-microsoft-com:office:office" xmlns:oel="http://schemas.microsoft.com/office/2019/extlst" xmlns:r="http://schemas.openxmlformats.org/officeDocument/2006/relationships" xmlns:m="http://schemas.openxmlformats.org/officeDocument/2006/math" xmlns:v="urn:schemas-microsoft-com:vml" xmlns:wp14="http://schemas.microsoft.com/office/word/2010/wordprocessingDrawing" xmlns:wp="http://schemas.openxmlformats.org/drawingml/2006/wordprocessingDrawing" xmlns:w10="urn:schemas-microsoft-com:office:word" xmlns:w="http://schemas.openxmlformats.org/wordprocessingml/2006/main" xmlns:w14="http://schemas.microsoft.com/office/word/2010/wordml" xmlns:w15="http://schemas.microsoft.com/office/word/2012/wordml" xmlns:w16cex="http://schemas.microsoft.com/office/word/2018/wordml/cex" xmlns:w16cid="http://schemas.microsoft.com/office/word/2016/wordml/cid" xmlns:w16="http://schemas.microsoft.com/office/word/2018/wordml" xmlns:w16sdtdh="http://schemas.microsoft.com/office/word/2020/wordml/sdtdatahash" xmlns:w16se="http://schemas.microsoft.com/office/word/2015/wordml/symex" xmlns:wpg="http://schemas.microsoft.com/office/word/2010/wordprocessingGroup" xmlns:wpi="http://schemas.microsoft.com/office/word/2010/wordprocessingInk" xmlns:wne="http://schemas.microsoft.com/office/word/2006/wordml" xmlns:wps="http://schemas.microsoft.com/office/word/2010/wordprocessingShape" mc:Ignorable="w14 w15 w16se w16cid w16 w16cex w16sdtdh wp14">
+<w:endnotes xmlns:wpc="http://schemas.microsoft.com/office/word/2010/wordprocessingCanvas" xmlns:cx="http://schemas.microsoft.com/office/drawing/2014/chartex" xmlns:cx1="http://schemas.microsoft.com/office/drawing/2015/9/8/chartex" xmlns:cx2="http://schemas.microsoft.com/office/drawing/2015/10/21/chartex" xmlns:cx3="http://schemas.microsoft.com/office/drawing/2016/5/9/chartex" xmlns:cx4="http://schemas.microsoft.com/office/drawing/2016/5/10/chartex" xmlns:cx5="http://schemas.microsoft.com/office/drawing/2016/5/11/chartex" xmlns:cx6="http://schemas.microsoft.com/office/drawing/2016/5/12/chartex" xmlns:cx7="http://schemas.microsoft.com/office/drawing/2016/5/13/chartex" xmlns:cx8="http://schemas.microsoft.com/office/drawing/2016/5/14/chartex" xmlns:mc="http://schemas.openxmlformats.org/markup-compatibility/2006" xmlns:aink="http://schemas.microsoft.com/office/drawing/2016/ink" xmlns:am3d="http://schemas.microsoft.com/office/drawing/2017/model3d" xmlns:o="urn:schemas-microsoft-com:office:office" xmlns:oel="http://schemas.microsoft.com/office/2019/extlst" xmlns:r="http://schemas.openxmlformats.org/officeDocument/2006/relationships" xmlns:m="http://schemas.openxmlformats.org/officeDocument/2006/math" xmlns:v="urn:schemas-microsoft-com:vml" xmlns:wp14="http://schemas.microsoft.com/office/word/2010/wordprocessingDrawing" xmlns:wp="http://schemas.openxmlformats.org/drawingml/2006/wordprocessingDrawing" xmlns:w10="urn:schemas-microsoft-com:office:word" xmlns:w="http://schemas.openxmlformats.org/wordprocessingml/2006/main" xmlns:w14="http://schemas.microsoft.com/office/word/2010/wordml" xmlns:w15="http://schemas.microsoft.com/office/word/2012/wordml" xmlns:w16cex="http://schemas.microsoft.com/office/word/2018/wordml/cex" xmlns:w16cid="http://schemas.microsoft.com/office/word/2016/wordml/cid" xmlns:w16="http://schemas.microsoft.com/office/word/2018/wordml" xmlns:w16du="http://schemas.microsoft.com/office/word/2023/wordml/word16du" xmlns:w16sdtdh="http://schemas.microsoft.com/office/word/2020/wordml/sdtdatahash" xmlns:w16sdtfl="http://schemas.microsoft.com/office/word/2024/wordml/sdtformatlock" xmlns:w16se="http://schemas.microsoft.com/office/word/2015/wordml/symex" xmlns:wpg="http://schemas.microsoft.com/office/word/2010/wordprocessingGroup" xmlns:wpi="http://schemas.microsoft.com/office/word/2010/wordprocessingInk" xmlns:wne="http://schemas.microsoft.com/office/word/2006/wordml" xmlns:wps="http://schemas.microsoft.com/office/word/2010/wordprocessingShape" mc:Ignorable="w14 w15 w16se w16cid w16 w16cex w16sdtdh w16sdtfl w16du wp14">
   <w:endnote w:type="separator" w:id="-1">
     <w:p>
       <w:pPr>
@@ -1295,7 +1318,7 @@
 </file>
 
 <file path=word/footer1.xml><?xml version="1.0" encoding="utf-8"?>
-<w:ftr xmlns:wpc="http://schemas.microsoft.com/office/word/2010/wordprocessingCanvas" xmlns:cx="http://schemas.microsoft.com/office/drawing/2014/chartex" xmlns:cx1="http://schemas.microsoft.com/office/drawing/2015/9/8/chartex" xmlns:cx2="http://schemas.microsoft.com/office/drawing/2015/10/21/chartex" xmlns:cx3="http://schemas.microsoft.com/office/drawing/2016/5/9/chartex" xmlns:cx4="http://schemas.microsoft.com/office/drawing/2016/5/10/chartex" xmlns:cx5="http://schemas.microsoft.com/office/drawing/2016/5/11/chartex" xmlns:cx6="http://schemas.microsoft.com/office/drawing/2016/5/12/chartex" xmlns:cx7="http://schemas.microsoft.com/office/drawing/2016/5/13/chartex" xmlns:cx8="http://schemas.microsoft.com/office/drawing/2016/5/14/chartex" xmlns:mc="http://schemas.openxmlformats.org/markup-compatibility/2006" xmlns:aink="http://schemas.microsoft.com/office/drawing/2016/ink" xmlns:am3d="http://schemas.microsoft.com/office/drawing/2017/model3d" xmlns:o="urn:schemas-microsoft-com:office:office" xmlns:oel="http://schemas.microsoft.com/office/2019/extlst" xmlns:r="http://schemas.openxmlformats.org/officeDocument/2006/relationships" xmlns:m="http://schemas.openxmlformats.org/officeDocument/2006/math" xmlns:v="urn:schemas-microsoft-com:vml" xmlns:wp14="http://schemas.microsoft.com/office/word/2010/wordprocessingDrawing" xmlns:wp="http://schemas.openxmlformats.org/drawingml/2006/wordprocessingDrawing" xmlns:w10="urn:schemas-microsoft-com:office:word" xmlns:w="http://schemas.openxmlformats.org/wordprocessingml/2006/main" xmlns:w14="http://schemas.microsoft.com/office/word/2010/wordml" xmlns:w15="http://schemas.microsoft.com/office/word/2012/wordml" xmlns:w16cex="http://schemas.microsoft.com/office/word/2018/wordml/cex" xmlns:w16cid="http://schemas.microsoft.com/office/word/2016/wordml/cid" xmlns:w16="http://schemas.microsoft.com/office/word/2018/wordml" xmlns:w16sdtdh="http://schemas.microsoft.com/office/word/2020/wordml/sdtdatahash" xmlns:w16se="http://schemas.microsoft.com/office/word/2015/wordml/symex" xmlns:wpg="http://schemas.microsoft.com/office/word/2010/wordprocessingGroup" xmlns:wpi="http://schemas.microsoft.com/office/word/2010/wordprocessingInk" xmlns:wne="http://schemas.microsoft.com/office/word/2006/wordml" xmlns:wps="http://schemas.microsoft.com/office/word/2010/wordprocessingShape" mc:Ignorable="w14 w15 w16se w16cid w16 w16cex w16sdtdh wp14">
+<w:ftr xmlns:wpc="http://schemas.microsoft.com/office/word/2010/wordprocessingCanvas" xmlns:cx="http://schemas.microsoft.com/office/drawing/2014/chartex" xmlns:cx1="http://schemas.microsoft.com/office/drawing/2015/9/8/chartex" xmlns:cx2="http://schemas.microsoft.com/office/drawing/2015/10/21/chartex" xmlns:cx3="http://schemas.microsoft.com/office/drawing/2016/5/9/chartex" xmlns:cx4="http://schemas.microsoft.com/office/drawing/2016/5/10/chartex" xmlns:cx5="http://schemas.microsoft.com/office/drawing/2016/5/11/chartex" xmlns:cx6="http://schemas.microsoft.com/office/drawing/2016/5/12/chartex" xmlns:cx7="http://schemas.microsoft.com/office/drawing/2016/5/13/chartex" xmlns:cx8="http://schemas.microsoft.com/office/drawing/2016/5/14/chartex" xmlns:mc="http://schemas.openxmlformats.org/markup-compatibility/2006" xmlns:aink="http://schemas.microsoft.com/office/drawing/2016/ink" xmlns:am3d="http://schemas.microsoft.com/office/drawing/2017/model3d" xmlns:o="urn:schemas-microsoft-com:office:office" xmlns:oel="http://schemas.microsoft.com/office/2019/extlst" xmlns:r="http://schemas.openxmlformats.org/officeDocument/2006/relationships" xmlns:m="http://schemas.openxmlformats.org/officeDocument/2006/math" xmlns:v="urn:schemas-microsoft-com:vml" xmlns:wp14="http://schemas.microsoft.com/office/word/2010/wordprocessingDrawing" xmlns:wp="http://schemas.openxmlformats.org/drawingml/2006/wordprocessingDrawing" xmlns:w10="urn:schemas-microsoft-com:office:word" xmlns:w="http://schemas.openxmlformats.org/wordprocessingml/2006/main" xmlns:w14="http://schemas.microsoft.com/office/word/2010/wordml" xmlns:w15="http://schemas.microsoft.com/office/word/2012/wordml" xmlns:w16cex="http://schemas.microsoft.com/office/word/2018/wordml/cex" xmlns:w16cid="http://schemas.microsoft.com/office/word/2016/wordml/cid" xmlns:w16="http://schemas.microsoft.com/office/word/2018/wordml" xmlns:w16du="http://schemas.microsoft.com/office/word/2023/wordml/word16du" xmlns:w16sdtdh="http://schemas.microsoft.com/office/word/2020/wordml/sdtdatahash" xmlns:w16sdtfl="http://schemas.microsoft.com/office/word/2024/wordml/sdtformatlock" xmlns:w16se="http://schemas.microsoft.com/office/word/2015/wordml/symex" xmlns:wpg="http://schemas.microsoft.com/office/word/2010/wordprocessingGroup" xmlns:wpi="http://schemas.microsoft.com/office/word/2010/wordprocessingInk" xmlns:wne="http://schemas.microsoft.com/office/word/2006/wordml" xmlns:wps="http://schemas.microsoft.com/office/word/2010/wordprocessingShape" mc:Ignorable="w14 w15 w16se w16cid w16 w16cex w16sdtdh w16sdtfl w16du wp14">
   <w:p>
     <w:pPr>
       <w:pStyle w:val="Footer"/>
@@ -1305,7 +1328,7 @@
 </file>
 
 <file path=word/footer2.xml><?xml version="1.0" encoding="utf-8"?>
-<w:ftr xmlns:wpc="http://schemas.microsoft.com/office/word/2010/wordprocessingCanvas" xmlns:cx="http://schemas.microsoft.com/office/drawing/2014/chartex" xmlns:cx1="http://schemas.microsoft.com/office/drawing/2015/9/8/chartex" xmlns:cx2="http://schemas.microsoft.com/office/drawing/2015/10/21/chartex" xmlns:cx3="http://schemas.microsoft.com/office/drawing/2016/5/9/chartex" xmlns:cx4="http://schemas.microsoft.com/office/drawing/2016/5/10/chartex" xmlns:cx5="http://schemas.microsoft.com/office/drawing/2016/5/11/chartex" xmlns:cx6="http://schemas.microsoft.com/office/drawing/2016/5/12/chartex" xmlns:cx7="http://schemas.microsoft.com/office/drawing/2016/5/13/chartex" xmlns:cx8="http://schemas.microsoft.com/office/drawing/2016/5/14/chartex" xmlns:mc="http://schemas.openxmlformats.org/markup-compatibility/2006" xmlns:aink="http://schemas.microsoft.com/office/drawing/2016/ink" xmlns:am3d="http://schemas.microsoft.com/office/drawing/2017/model3d" xmlns:o="urn:schemas-microsoft-com:office:office" xmlns:oel="http://schemas.microsoft.com/office/2019/extlst" xmlns:r="http://schemas.openxmlformats.org/officeDocument/2006/relationships" xmlns:m="http://schemas.openxmlformats.org/officeDocument/2006/math" xmlns:v="urn:schemas-microsoft-com:vml" xmlns:wp14="http://schemas.microsoft.com/office/word/2010/wordprocessingDrawing" xmlns:wp="http://schemas.openxmlformats.org/drawingml/2006/wordprocessingDrawing" xmlns:w10="urn:schemas-microsoft-com:office:word" xmlns:w="http://schemas.openxmlformats.org/wordprocessingml/2006/main" xmlns:w14="http://schemas.microsoft.com/office/word/2010/wordml" xmlns:w15="http://schemas.microsoft.com/office/word/2012/wordml" xmlns:w16cex="http://schemas.microsoft.com/office/word/2018/wordml/cex" xmlns:w16cid="http://schemas.microsoft.com/office/word/2016/wordml/cid" xmlns:w16="http://schemas.microsoft.com/office/word/2018/wordml" xmlns:w16sdtdh="http://schemas.microsoft.com/office/word/2020/wordml/sdtdatahash" xmlns:w16se="http://schemas.microsoft.com/office/word/2015/wordml/symex" xmlns:wpg="http://schemas.microsoft.com/office/word/2010/wordprocessingGroup" xmlns:wpi="http://schemas.microsoft.com/office/word/2010/wordprocessingInk" xmlns:wne="http://schemas.microsoft.com/office/word/2006/wordml" xmlns:wps="http://schemas.microsoft.com/office/word/2010/wordprocessingShape" mc:Ignorable="w14 w15 w16se w16cid w16 w16cex w16sdtdh wp14">
+<w:ftr xmlns:wpc="http://schemas.microsoft.com/office/word/2010/wordprocessingCanvas" xmlns:cx="http://schemas.microsoft.com/office/drawing/2014/chartex" xmlns:cx1="http://schemas.microsoft.com/office/drawing/2015/9/8/chartex" xmlns:cx2="http://schemas.microsoft.com/office/drawing/2015/10/21/chartex" xmlns:cx3="http://schemas.microsoft.com/office/drawing/2016/5/9/chartex" xmlns:cx4="http://schemas.microsoft.com/office/drawing/2016/5/10/chartex" xmlns:cx5="http://schemas.microsoft.com/office/drawing/2016/5/11/chartex" xmlns:cx6="http://schemas.microsoft.com/office/drawing/2016/5/12/chartex" xmlns:cx7="http://schemas.microsoft.com/office/drawing/2016/5/13/chartex" xmlns:cx8="http://schemas.microsoft.com/office/drawing/2016/5/14/chartex" xmlns:mc="http://schemas.openxmlformats.org/markup-compatibility/2006" xmlns:aink="http://schemas.microsoft.com/office/drawing/2016/ink" xmlns:am3d="http://schemas.microsoft.com/office/drawing/2017/model3d" xmlns:o="urn:schemas-microsoft-com:office:office" xmlns:oel="http://schemas.microsoft.com/office/2019/extlst" xmlns:r="http://schemas.openxmlformats.org/officeDocument/2006/relationships" xmlns:m="http://schemas.openxmlformats.org/officeDocument/2006/math" xmlns:v="urn:schemas-microsoft-com:vml" xmlns:wp14="http://schemas.microsoft.com/office/word/2010/wordprocessingDrawing" xmlns:wp="http://schemas.openxmlformats.org/drawingml/2006/wordprocessingDrawing" xmlns:w10="urn:schemas-microsoft-com:office:word" xmlns:w="http://schemas.openxmlformats.org/wordprocessingml/2006/main" xmlns:w14="http://schemas.microsoft.com/office/word/2010/wordml" xmlns:w15="http://schemas.microsoft.com/office/word/2012/wordml" xmlns:w16cex="http://schemas.microsoft.com/office/word/2018/wordml/cex" xmlns:w16cid="http://schemas.microsoft.com/office/word/2016/wordml/cid" xmlns:w16="http://schemas.microsoft.com/office/word/2018/wordml" xmlns:w16du="http://schemas.microsoft.com/office/word/2023/wordml/word16du" xmlns:w16sdtdh="http://schemas.microsoft.com/office/word/2020/wordml/sdtdatahash" xmlns:w16sdtfl="http://schemas.microsoft.com/office/word/2024/wordml/sdtformatlock" xmlns:w16se="http://schemas.microsoft.com/office/word/2015/wordml/symex" xmlns:wpg="http://schemas.microsoft.com/office/word/2010/wordprocessingGroup" xmlns:wpi="http://schemas.microsoft.com/office/word/2010/wordprocessingInk" xmlns:wne="http://schemas.microsoft.com/office/word/2006/wordml" xmlns:wps="http://schemas.microsoft.com/office/word/2010/wordprocessingShape" mc:Ignorable="w14 w15 w16se w16cid w16 w16cex w16sdtdh w16sdtfl w16du wp14">
   <w:p>
     <w:pPr>
       <w:pStyle w:val="Footer"/>
@@ -1315,7 +1338,7 @@
 </file>
 
 <file path=word/footer3.xml><?xml version="1.0" encoding="utf-8"?>
-<w:ftr xmlns:wpc="http://schemas.microsoft.com/office/word/2010/wordprocessingCanvas" xmlns:cx="http://schemas.microsoft.com/office/drawing/2014/chartex" xmlns:cx1="http://schemas.microsoft.com/office/drawing/2015/9/8/chartex" xmlns:cx2="http://schemas.microsoft.com/office/drawing/2015/10/21/chartex" xmlns:cx3="http://schemas.microsoft.com/office/drawing/2016/5/9/chartex" xmlns:cx4="http://schemas.microsoft.com/office/drawing/2016/5/10/chartex" xmlns:cx5="http://schemas.microsoft.com/office/drawing/2016/5/11/chartex" xmlns:cx6="http://schemas.microsoft.com/office/drawing/2016/5/12/chartex" xmlns:cx7="http://schemas.microsoft.com/office/drawing/2016/5/13/chartex" xmlns:cx8="http://schemas.microsoft.com/office/drawing/2016/5/14/chartex" xmlns:mc="http://schemas.openxmlformats.org/markup-compatibility/2006" xmlns:aink="http://schemas.microsoft.com/office/drawing/2016/ink" xmlns:am3d="http://schemas.microsoft.com/office/drawing/2017/model3d" xmlns:o="urn:schemas-microsoft-com:office:office" xmlns:oel="http://schemas.microsoft.com/office/2019/extlst" xmlns:r="http://schemas.openxmlformats.org/officeDocument/2006/relationships" xmlns:m="http://schemas.openxmlformats.org/officeDocument/2006/math" xmlns:v="urn:schemas-microsoft-com:vml" xmlns:wp14="http://schemas.microsoft.com/office/word/2010/wordprocessingDrawing" xmlns:wp="http://schemas.openxmlformats.org/drawingml/2006/wordprocessingDrawing" xmlns:w10="urn:schemas-microsoft-com:office:word" xmlns:w="http://schemas.openxmlformats.org/wordprocessingml/2006/main" xmlns:w14="http://schemas.microsoft.com/office/word/2010/wordml" xmlns:w15="http://schemas.microsoft.com/office/word/2012/wordml" xmlns:w16cex="http://schemas.microsoft.com/office/word/2018/wordml/cex" xmlns:w16cid="http://schemas.microsoft.com/office/word/2016/wordml/cid" xmlns:w16="http://schemas.microsoft.com/office/word/2018/wordml" xmlns:w16sdtdh="http://schemas.microsoft.com/office/word/2020/wordml/sdtdatahash" xmlns:w16se="http://schemas.microsoft.com/office/word/2015/wordml/symex" xmlns:wpg="http://schemas.microsoft.com/office/word/2010/wordprocessingGroup" xmlns:wpi="http://schemas.microsoft.com/office/word/2010/wordprocessingInk" xmlns:wne="http://schemas.microsoft.com/office/word/2006/wordml" xmlns:wps="http://schemas.microsoft.com/office/word/2010/wordprocessingShape" mc:Ignorable="w14 w15 w16se w16cid w16 w16cex w16sdtdh wp14">
+<w:ftr xmlns:wpc="http://schemas.microsoft.com/office/word/2010/wordprocessingCanvas" xmlns:cx="http://schemas.microsoft.com/office/drawing/2014/chartex" xmlns:cx1="http://schemas.microsoft.com/office/drawing/2015/9/8/chartex" xmlns:cx2="http://schemas.microsoft.com/office/drawing/2015/10/21/chartex" xmlns:cx3="http://schemas.microsoft.com/office/drawing/2016/5/9/chartex" xmlns:cx4="http://schemas.microsoft.com/office/drawing/2016/5/10/chartex" xmlns:cx5="http://schemas.microsoft.com/office/drawing/2016/5/11/chartex" xmlns:cx6="http://schemas.microsoft.com/office/drawing/2016/5/12/chartex" xmlns:cx7="http://schemas.microsoft.com/office/drawing/2016/5/13/chartex" xmlns:cx8="http://schemas.microsoft.com/office/drawing/2016/5/14/chartex" xmlns:mc="http://schemas.openxmlformats.org/markup-compatibility/2006" xmlns:aink="http://schemas.microsoft.com/office/drawing/2016/ink" xmlns:am3d="http://schemas.microsoft.com/office/drawing/2017/model3d" xmlns:o="urn:schemas-microsoft-com:office:office" xmlns:oel="http://schemas.microsoft.com/office/2019/extlst" xmlns:r="http://schemas.openxmlformats.org/officeDocument/2006/relationships" xmlns:m="http://schemas.openxmlformats.org/officeDocument/2006/math" xmlns:v="urn:schemas-microsoft-com:vml" xmlns:wp14="http://schemas.microsoft.com/office/word/2010/wordprocessingDrawing" xmlns:wp="http://schemas.openxmlformats.org/drawingml/2006/wordprocessingDrawing" xmlns:w10="urn:schemas-microsoft-com:office:word" xmlns:w="http://schemas.openxmlformats.org/wordprocessingml/2006/main" xmlns:w14="http://schemas.microsoft.com/office/word/2010/wordml" xmlns:w15="http://schemas.microsoft.com/office/word/2012/wordml" xmlns:w16cex="http://schemas.microsoft.com/office/word/2018/wordml/cex" xmlns:w16cid="http://schemas.microsoft.com/office/word/2016/wordml/cid" xmlns:w16="http://schemas.microsoft.com/office/word/2018/wordml" xmlns:w16du="http://schemas.microsoft.com/office/word/2023/wordml/word16du" xmlns:w16sdtdh="http://schemas.microsoft.com/office/word/2020/wordml/sdtdatahash" xmlns:w16sdtfl="http://schemas.microsoft.com/office/word/2024/wordml/sdtformatlock" xmlns:w16se="http://schemas.microsoft.com/office/word/2015/wordml/symex" xmlns:wpg="http://schemas.microsoft.com/office/word/2010/wordprocessingGroup" xmlns:wpi="http://schemas.microsoft.com/office/word/2010/wordprocessingInk" xmlns:wne="http://schemas.microsoft.com/office/word/2006/wordml" xmlns:wps="http://schemas.microsoft.com/office/word/2010/wordprocessingShape" mc:Ignorable="w14 w15 w16se w16cid w16 w16cex w16sdtdh w16sdtfl w16du wp14">
   <w:p>
     <w:pPr>
       <w:pStyle w:val="Footer"/>
@@ -1325,7 +1348,7 @@
 </file>
 
 <file path=word/footnotes.xml><?xml version="1.0" encoding="utf-8"?>
-<w:footnotes xmlns:wpc="http://schemas.microsoft.com/office/word/2010/wordprocessingCanvas" xmlns:cx="http://schemas.microsoft.com/office/drawing/2014/chartex" xmlns:cx1="http://schemas.microsoft.com/office/drawing/2015/9/8/chartex" xmlns:cx2="http://schemas.microsoft.com/office/drawing/2015/10/21/chartex" xmlns:cx3="http://schemas.microsoft.com/office/drawing/2016/5/9/chartex" xmlns:cx4="http://schemas.microsoft.com/office/drawing/2016/5/10/chartex" xmlns:cx5="http://schemas.microsoft.com/office/drawing/2016/5/11/chartex" xmlns:cx6="http://schemas.microsoft.com/office/drawing/2016/5/12/chartex" xmlns:cx7="http://schemas.microsoft.com/office/drawing/2016/5/13/chartex" xmlns:cx8="http://schemas.microsoft.com/office/drawing/2016/5/14/chartex" xmlns:mc="http://schemas.openxmlformats.org/markup-compatibility/2006" xmlns:aink="http://schemas.microsoft.com/office/drawing/2016/ink" xmlns:am3d="http://schemas.microsoft.com/office/drawing/2017/model3d" xmlns:o="urn:schemas-microsoft-com:office:office" xmlns:oel="http://schemas.microsoft.com/office/2019/extlst" xmlns:r="http://schemas.openxmlformats.org/officeDocument/2006/relationships" xmlns:m="http://schemas.openxmlformats.org/officeDocument/2006/math" xmlns:v="urn:schemas-microsoft-com:vml" xmlns:wp14="http://schemas.microsoft.com/office/word/2010/wordprocessingDrawing" xmlns:wp="http://schemas.openxmlformats.org/drawingml/2006/wordprocessingDrawing" xmlns:w10="urn:schemas-microsoft-com:office:word" xmlns:w="http://schemas.openxmlformats.org/wordprocessingml/2006/main" xmlns:w14="http://schemas.microsoft.com/office/word/2010/wordml" xmlns:w15="http://schemas.microsoft.com/office/word/2012/wordml" xmlns:w16cex="http://schemas.microsoft.com/office/word/2018/wordml/cex" xmlns:w16cid="http://schemas.microsoft.com/office/word/2016/wordml/cid" xmlns:w16="http://schemas.microsoft.com/office/word/2018/wordml" xmlns:w16sdtdh="http://schemas.microsoft.com/office/word/2020/wordml/sdtdatahash" xmlns:w16se="http://schemas.microsoft.com/office/word/2015/wordml/symex" xmlns:wpg="http://schemas.microsoft.com/office/word/2010/wordprocessingGroup" xmlns:wpi="http://schemas.microsoft.com/office/word/2010/wordprocessingInk" xmlns:wne="http://schemas.microsoft.com/office/word/2006/wordml" xmlns:wps="http://schemas.microsoft.com/office/word/2010/wordprocessingShape" mc:Ignorable="w14 w15 w16se w16cid w16 w16cex w16sdtdh wp14">
+<w:footnotes xmlns:wpc="http://schemas.microsoft.com/office/word/2010/wordprocessingCanvas" xmlns:cx="http://schemas.microsoft.com/office/drawing/2014/chartex" xmlns:cx1="http://schemas.microsoft.com/office/drawing/2015/9/8/chartex" xmlns:cx2="http://schemas.microsoft.com/office/drawing/2015/10/21/chartex" xmlns:cx3="http://schemas.microsoft.com/office/drawing/2016/5/9/chartex" xmlns:cx4="http://schemas.microsoft.com/office/drawing/2016/5/10/chartex" xmlns:cx5="http://schemas.microsoft.com/office/drawing/2016/5/11/chartex" xmlns:cx6="http://schemas.microsoft.com/office/drawing/2016/5/12/chartex" xmlns:cx7="http://schemas.microsoft.com/office/drawing/2016/5/13/chartex" xmlns:cx8="http://schemas.microsoft.com/office/drawing/2016/5/14/chartex" xmlns:mc="http://schemas.openxmlformats.org/markup-compatibility/2006" xmlns:aink="http://schemas.microsoft.com/office/drawing/2016/ink" xmlns:am3d="http://schemas.microsoft.com/office/drawing/2017/model3d" xmlns:o="urn:schemas-microsoft-com:office:office" xmlns:oel="http://schemas.microsoft.com/office/2019/extlst" xmlns:r="http://schemas.openxmlformats.org/officeDocument/2006/relationships" xmlns:m="http://schemas.openxmlformats.org/officeDocument/2006/math" xmlns:v="urn:schemas-microsoft-com:vml" xmlns:wp14="http://schemas.microsoft.com/office/word/2010/wordprocessingDrawing" xmlns:wp="http://schemas.openxmlformats.org/drawingml/2006/wordprocessingDrawing" xmlns:w10="urn:schemas-microsoft-com:office:word" xmlns:w="http://schemas.openxmlformats.org/wordprocessingml/2006/main" xmlns:w14="http://schemas.microsoft.com/office/word/2010/wordml" xmlns:w15="http://schemas.microsoft.com/office/word/2012/wordml" xmlns:w16cex="http://schemas.microsoft.com/office/word/2018/wordml/cex" xmlns:w16cid="http://schemas.microsoft.com/office/word/2016/wordml/cid" xmlns:w16="http://schemas.microsoft.com/office/word/2018/wordml" xmlns:w16du="http://schemas.microsoft.com/office/word/2023/wordml/word16du" xmlns:w16sdtdh="http://schemas.microsoft.com/office/word/2020/wordml/sdtdatahash" xmlns:w16sdtfl="http://schemas.microsoft.com/office/word/2024/wordml/sdtformatlock" xmlns:w16se="http://schemas.microsoft.com/office/word/2015/wordml/symex" xmlns:wpg="http://schemas.microsoft.com/office/word/2010/wordprocessingGroup" xmlns:wpi="http://schemas.microsoft.com/office/word/2010/wordprocessingInk" xmlns:wne="http://schemas.microsoft.com/office/word/2006/wordml" xmlns:wps="http://schemas.microsoft.com/office/word/2010/wordprocessingShape" mc:Ignorable="w14 w15 w16se w16cid w16 w16cex w16sdtdh w16sdtfl w16du wp14">
   <w:footnote w:type="separator" w:id="-1">
     <w:p>
       <w:pPr>
@@ -1350,7 +1373,7 @@
 </file>
 
 <file path=word/header1.xml><?xml version="1.0" encoding="utf-8"?>
-<w:hdr xmlns:wpc="http://schemas.microsoft.com/office/word/2010/wordprocessingCanvas" xmlns:cx="http://schemas.microsoft.com/office/drawing/2014/chartex" xmlns:cx1="http://schemas.microsoft.com/office/drawing/2015/9/8/chartex" xmlns:cx2="http://schemas.microsoft.com/office/drawing/2015/10/21/chartex" xmlns:cx3="http://schemas.microsoft.com/office/drawing/2016/5/9/chartex" xmlns:cx4="http://schemas.microsoft.com/office/drawing/2016/5/10/chartex" xmlns:cx5="http://schemas.microsoft.com/office/drawing/2016/5/11/chartex" xmlns:cx6="http://schemas.microsoft.com/office/drawing/2016/5/12/chartex" xmlns:cx7="http://schemas.microsoft.com/office/drawing/2016/5/13/chartex" xmlns:cx8="http://schemas.microsoft.com/office/drawing/2016/5/14/chartex" xmlns:mc="http://schemas.openxmlformats.org/markup-compatibility/2006" xmlns:aink="http://schemas.microsoft.com/office/drawing/2016/ink" xmlns:am3d="http://schemas.microsoft.com/office/drawing/2017/model3d" xmlns:o="urn:schemas-microsoft-com:office:office" xmlns:oel="http://schemas.microsoft.com/office/2019/extlst" xmlns:r="http://schemas.openxmlformats.org/officeDocument/2006/relationships" xmlns:m="http://schemas.openxmlformats.org/officeDocument/2006/math" xmlns:v="urn:schemas-microsoft-com:vml" xmlns:wp14="http://schemas.microsoft.com/office/word/2010/wordprocessingDrawing" xmlns:wp="http://schemas.openxmlformats.org/drawingml/2006/wordprocessingDrawing" xmlns:w10="urn:schemas-microsoft-com:office:word" xmlns:w="http://schemas.openxmlformats.org/wordprocessingml/2006/main" xmlns:w14="http://schemas.microsoft.com/office/word/2010/wordml" xmlns:w15="http://schemas.microsoft.com/office/word/2012/wordml" xmlns:w16cex="http://schemas.microsoft.com/office/word/2018/wordml/cex" xmlns:w16cid="http://schemas.microsoft.com/office/word/2016/wordml/cid" xmlns:w16="http://schemas.microsoft.com/office/word/2018/wordml" xmlns:w16sdtdh="http://schemas.microsoft.com/office/word/2020/wordml/sdtdatahash" xmlns:w16se="http://schemas.microsoft.com/office/word/2015/wordml/symex" xmlns:wpg="http://schemas.microsoft.com/office/word/2010/wordprocessingGroup" xmlns:wpi="http://schemas.microsoft.com/office/word/2010/wordprocessingInk" xmlns:wne="http://schemas.microsoft.com/office/word/2006/wordml" xmlns:wps="http://schemas.microsoft.com/office/word/2010/wordprocessingShape" mc:Ignorable="w14 w15 w16se w16cid w16 w16cex w16sdtdh wp14">
+<w:hdr xmlns:wpc="http://schemas.microsoft.com/office/word/2010/wordprocessingCanvas" xmlns:cx="http://schemas.microsoft.com/office/drawing/2014/chartex" xmlns:cx1="http://schemas.microsoft.com/office/drawing/2015/9/8/chartex" xmlns:cx2="http://schemas.microsoft.com/office/drawing/2015/10/21/chartex" xmlns:cx3="http://schemas.microsoft.com/office/drawing/2016/5/9/chartex" xmlns:cx4="http://schemas.microsoft.com/office/drawing/2016/5/10/chartex" xmlns:cx5="http://schemas.microsoft.com/office/drawing/2016/5/11/chartex" xmlns:cx6="http://schemas.microsoft.com/office/drawing/2016/5/12/chartex" xmlns:cx7="http://schemas.microsoft.com/office/drawing/2016/5/13/chartex" xmlns:cx8="http://schemas.microsoft.com/office/drawing/2016/5/14/chartex" xmlns:mc="http://schemas.openxmlformats.org/markup-compatibility/2006" xmlns:aink="http://schemas.microsoft.com/office/drawing/2016/ink" xmlns:am3d="http://schemas.microsoft.com/office/drawing/2017/model3d" xmlns:o="urn:schemas-microsoft-com:office:office" xmlns:oel="http://schemas.microsoft.com/office/2019/extlst" xmlns:r="http://schemas.openxmlformats.org/officeDocument/2006/relationships" xmlns:m="http://schemas.openxmlformats.org/officeDocument/2006/math" xmlns:v="urn:schemas-microsoft-com:vml" xmlns:wp14="http://schemas.microsoft.com/office/word/2010/wordprocessingDrawing" xmlns:wp="http://schemas.openxmlformats.org/drawingml/2006/wordprocessingDrawing" xmlns:w10="urn:schemas-microsoft-com:office:word" xmlns:w="http://schemas.openxmlformats.org/wordprocessingml/2006/main" xmlns:w14="http://schemas.microsoft.com/office/word/2010/wordml" xmlns:w15="http://schemas.microsoft.com/office/word/2012/wordml" xmlns:w16cex="http://schemas.microsoft.com/office/word/2018/wordml/cex" xmlns:w16cid="http://schemas.microsoft.com/office/word/2016/wordml/cid" xmlns:w16="http://schemas.microsoft.com/office/word/2018/wordml" xmlns:w16du="http://schemas.microsoft.com/office/word/2023/wordml/word16du" xmlns:w16sdtdh="http://schemas.microsoft.com/office/word/2020/wordml/sdtdatahash" xmlns:w16sdtfl="http://schemas.microsoft.com/office/word/2024/wordml/sdtformatlock" xmlns:w16se="http://schemas.microsoft.com/office/word/2015/wordml/symex" xmlns:wpg="http://schemas.microsoft.com/office/word/2010/wordprocessingGroup" xmlns:wpi="http://schemas.microsoft.com/office/word/2010/wordprocessingInk" xmlns:wne="http://schemas.microsoft.com/office/word/2006/wordml" xmlns:wps="http://schemas.microsoft.com/office/word/2010/wordprocessingShape" mc:Ignorable="w14 w15 w16se w16cid w16 w16cex w16sdtdh w16sdtfl w16du wp14">
   <w:p>
     <w:pPr>
       <w:pStyle w:val="Header"/>
@@ -1360,7 +1383,7 @@
 </file>
 
 <file path=word/header2.xml><?xml version="1.0" encoding="utf-8"?>
-<w:hdr xmlns:wpc="http://schemas.microsoft.com/office/word/2010/wordprocessingCanvas" xmlns:cx="http://schemas.microsoft.com/office/drawing/2014/chartex" xmlns:cx1="http://schemas.microsoft.com/office/drawing/2015/9/8/chartex" xmlns:cx2="http://schemas.microsoft.com/office/drawing/2015/10/21/chartex" xmlns:cx3="http://schemas.microsoft.com/office/drawing/2016/5/9/chartex" xmlns:cx4="http://schemas.microsoft.com/office/drawing/2016/5/10/chartex" xmlns:cx5="http://schemas.microsoft.com/office/drawing/2016/5/11/chartex" xmlns:cx6="http://schemas.microsoft.com/office/drawing/2016/5/12/chartex" xmlns:cx7="http://schemas.microsoft.com/office/drawing/2016/5/13/chartex" xmlns:cx8="http://schemas.microsoft.com/office/drawing/2016/5/14/chartex" xmlns:mc="http://schemas.openxmlformats.org/markup-compatibility/2006" xmlns:aink="http://schemas.microsoft.com/office/drawing/2016/ink" xmlns:am3d="http://schemas.microsoft.com/office/drawing/2017/model3d" xmlns:o="urn:schemas-microsoft-com:office:office" xmlns:oel="http://schemas.microsoft.com/office/2019/extlst" xmlns:r="http://schemas.openxmlformats.org/officeDocument/2006/relationships" xmlns:m="http://schemas.openxmlformats.org/officeDocument/2006/math" xmlns:v="urn:schemas-microsoft-com:vml" xmlns:wp14="http://schemas.microsoft.com/office/word/2010/wordprocessingDrawing" xmlns:wp="http://schemas.openxmlformats.org/drawingml/2006/wordprocessingDrawing" xmlns:w10="urn:schemas-microsoft-com:office:word" xmlns:w="http://schemas.openxmlformats.org/wordprocessingml/2006/main" xmlns:w14="http://schemas.microsoft.com/office/word/2010/wordml" xmlns:w15="http://schemas.microsoft.com/office/word/2012/wordml" xmlns:w16cex="http://schemas.microsoft.com/office/word/2018/wordml/cex" xmlns:w16cid="http://schemas.microsoft.com/office/word/2016/wordml/cid" xmlns:w16="http://schemas.microsoft.com/office/word/2018/wordml" xmlns:w16sdtdh="http://schemas.microsoft.com/office/word/2020/wordml/sdtdatahash" xmlns:w16se="http://schemas.microsoft.com/office/word/2015/wordml/symex" xmlns:wpg="http://schemas.microsoft.com/office/word/2010/wordprocessingGroup" xmlns:wpi="http://schemas.microsoft.com/office/word/2010/wordprocessingInk" xmlns:wne="http://schemas.microsoft.com/office/word/2006/wordml" xmlns:wps="http://schemas.microsoft.com/office/word/2010/wordprocessingShape" mc:Ignorable="w14 w15 w16se w16cid w16 w16cex w16sdtdh wp14">
+<w:hdr xmlns:wpc="http://schemas.microsoft.com/office/word/2010/wordprocessingCanvas" xmlns:cx="http://schemas.microsoft.com/office/drawing/2014/chartex" xmlns:cx1="http://schemas.microsoft.com/office/drawing/2015/9/8/chartex" xmlns:cx2="http://schemas.microsoft.com/office/drawing/2015/10/21/chartex" xmlns:cx3="http://schemas.microsoft.com/office/drawing/2016/5/9/chartex" xmlns:cx4="http://schemas.microsoft.com/office/drawing/2016/5/10/chartex" xmlns:cx5="http://schemas.microsoft.com/office/drawing/2016/5/11/chartex" xmlns:cx6="http://schemas.microsoft.com/office/drawing/2016/5/12/chartex" xmlns:cx7="http://schemas.microsoft.com/office/drawing/2016/5/13/chartex" xmlns:cx8="http://schemas.microsoft.com/office/drawing/2016/5/14/chartex" xmlns:mc="http://schemas.openxmlformats.org/markup-compatibility/2006" xmlns:aink="http://schemas.microsoft.com/office/drawing/2016/ink" xmlns:am3d="http://schemas.microsoft.com/office/drawing/2017/model3d" xmlns:o="urn:schemas-microsoft-com:office:office" xmlns:oel="http://schemas.microsoft.com/office/2019/extlst" xmlns:r="http://schemas.openxmlformats.org/officeDocument/2006/relationships" xmlns:m="http://schemas.openxmlformats.org/officeDocument/2006/math" xmlns:v="urn:schemas-microsoft-com:vml" xmlns:wp14="http://schemas.microsoft.com/office/word/2010/wordprocessingDrawing" xmlns:wp="http://schemas.openxmlformats.org/drawingml/2006/wordprocessingDrawing" xmlns:w10="urn:schemas-microsoft-com:office:word" xmlns:w="http://schemas.openxmlformats.org/wordprocessingml/2006/main" xmlns:w14="http://schemas.microsoft.com/office/word/2010/wordml" xmlns:w15="http://schemas.microsoft.com/office/word/2012/wordml" xmlns:w16cex="http://schemas.microsoft.com/office/word/2018/wordml/cex" xmlns:w16cid="http://schemas.microsoft.com/office/word/2016/wordml/cid" xmlns:w16="http://schemas.microsoft.com/office/word/2018/wordml" xmlns:w16du="http://schemas.microsoft.com/office/word/2023/wordml/word16du" xmlns:w16sdtdh="http://schemas.microsoft.com/office/word/2020/wordml/sdtdatahash" xmlns:w16sdtfl="http://schemas.microsoft.com/office/word/2024/wordml/sdtformatlock" xmlns:w16se="http://schemas.microsoft.com/office/word/2015/wordml/symex" xmlns:wpg="http://schemas.microsoft.com/office/word/2010/wordprocessingGroup" xmlns:wpi="http://schemas.microsoft.com/office/word/2010/wordprocessingInk" xmlns:wne="http://schemas.microsoft.com/office/word/2006/wordml" xmlns:wps="http://schemas.microsoft.com/office/word/2010/wordprocessingShape" mc:Ignorable="w14 w15 w16se w16cid w16 w16cex w16sdtdh w16sdtfl w16du wp14">
   <w:p>
     <w:pPr>
       <w:pStyle w:val="Header"/>
@@ -1371,7 +1394,7 @@
 </file>
 
 <file path=word/header3.xml><?xml version="1.0" encoding="utf-8"?>
-<w:hdr xmlns:wpc="http://schemas.microsoft.com/office/word/2010/wordprocessingCanvas" xmlns:cx="http://schemas.microsoft.com/office/drawing/2014/chartex" xmlns:cx1="http://schemas.microsoft.com/office/drawing/2015/9/8/chartex" xmlns:cx2="http://schemas.microsoft.com/office/drawing/2015/10/21/chartex" xmlns:cx3="http://schemas.microsoft.com/office/drawing/2016/5/9/chartex" xmlns:cx4="http://schemas.microsoft.com/office/drawing/2016/5/10/chartex" xmlns:cx5="http://schemas.microsoft.com/office/drawing/2016/5/11/chartex" xmlns:cx6="http://schemas.microsoft.com/office/drawing/2016/5/12/chartex" xmlns:cx7="http://schemas.microsoft.com/office/drawing/2016/5/13/chartex" xmlns:cx8="http://schemas.microsoft.com/office/drawing/2016/5/14/chartex" xmlns:mc="http://schemas.openxmlformats.org/markup-compatibility/2006" xmlns:aink="http://schemas.microsoft.com/office/drawing/2016/ink" xmlns:am3d="http://schemas.microsoft.com/office/drawing/2017/model3d" xmlns:o="urn:schemas-microsoft-com:office:office" xmlns:oel="http://schemas.microsoft.com/office/2019/extlst" xmlns:r="http://schemas.openxmlformats.org/officeDocument/2006/relationships" xmlns:m="http://schemas.openxmlformats.org/officeDocument/2006/math" xmlns:v="urn:schemas-microsoft-com:vml" xmlns:wp14="http://schemas.microsoft.com/office/word/2010/wordprocessingDrawing" xmlns:wp="http://schemas.openxmlformats.org/drawingml/2006/wordprocessingDrawing" xmlns:w10="urn:schemas-microsoft-com:office:word" xmlns:w="http://schemas.openxmlformats.org/wordprocessingml/2006/main" xmlns:w14="http://schemas.microsoft.com/office/word/2010/wordml" xmlns:w15="http://schemas.microsoft.com/office/word/2012/wordml" xmlns:w16cex="http://schemas.microsoft.com/office/word/2018/wordml/cex" xmlns:w16cid="http://schemas.microsoft.com/office/word/2016/wordml/cid" xmlns:w16="http://schemas.microsoft.com/office/word/2018/wordml" xmlns:w16sdtdh="http://schemas.microsoft.com/office/word/2020/wordml/sdtdatahash" xmlns:w16se="http://schemas.microsoft.com/office/word/2015/wordml/symex" xmlns:wpg="http://schemas.microsoft.com/office/word/2010/wordprocessingGroup" xmlns:wpi="http://schemas.microsoft.com/office/word/2010/wordprocessingInk" xmlns:wne="http://schemas.microsoft.com/office/word/2006/wordml" xmlns:wps="http://schemas.microsoft.com/office/word/2010/wordprocessingShape" mc:Ignorable="w14 w15 w16se w16cid w16 w16cex w16sdtdh wp14">
+<w:hdr xmlns:wpc="http://schemas.microsoft.com/office/word/2010/wordprocessingCanvas" xmlns:cx="http://schemas.microsoft.com/office/drawing/2014/chartex" xmlns:cx1="http://schemas.microsoft.com/office/drawing/2015/9/8/chartex" xmlns:cx2="http://schemas.microsoft.com/office/drawing/2015/10/21/chartex" xmlns:cx3="http://schemas.microsoft.com/office/drawing/2016/5/9/chartex" xmlns:cx4="http://schemas.microsoft.com/office/drawing/2016/5/10/chartex" xmlns:cx5="http://schemas.microsoft.com/office/drawing/2016/5/11/chartex" xmlns:cx6="http://schemas.microsoft.com/office/drawing/2016/5/12/chartex" xmlns:cx7="http://schemas.microsoft.com/office/drawing/2016/5/13/chartex" xmlns:cx8="http://schemas.microsoft.com/office/drawing/2016/5/14/chartex" xmlns:mc="http://schemas.openxmlformats.org/markup-compatibility/2006" xmlns:aink="http://schemas.microsoft.com/office/drawing/2016/ink" xmlns:am3d="http://schemas.microsoft.com/office/drawing/2017/model3d" xmlns:o="urn:schemas-microsoft-com:office:office" xmlns:oel="http://schemas.microsoft.com/office/2019/extlst" xmlns:r="http://schemas.openxmlformats.org/officeDocument/2006/relationships" xmlns:m="http://schemas.openxmlformats.org/officeDocument/2006/math" xmlns:v="urn:schemas-microsoft-com:vml" xmlns:wp14="http://schemas.microsoft.com/office/word/2010/wordprocessingDrawing" xmlns:wp="http://schemas.openxmlformats.org/drawingml/2006/wordprocessingDrawing" xmlns:w10="urn:schemas-microsoft-com:office:word" xmlns:w="http://schemas.openxmlformats.org/wordprocessingml/2006/main" xmlns:w14="http://schemas.microsoft.com/office/word/2010/wordml" xmlns:w15="http://schemas.microsoft.com/office/word/2012/wordml" xmlns:w16cex="http://schemas.microsoft.com/office/word/2018/wordml/cex" xmlns:w16cid="http://schemas.microsoft.com/office/word/2016/wordml/cid" xmlns:w16="http://schemas.microsoft.com/office/word/2018/wordml" xmlns:w16du="http://schemas.microsoft.com/office/word/2023/wordml/word16du" xmlns:w16sdtdh="http://schemas.microsoft.com/office/word/2020/wordml/sdtdatahash" xmlns:w16sdtfl="http://schemas.microsoft.com/office/word/2024/wordml/sdtformatlock" xmlns:w16se="http://schemas.microsoft.com/office/word/2015/wordml/symex" xmlns:wpg="http://schemas.microsoft.com/office/word/2010/wordprocessingGroup" xmlns:wpi="http://schemas.microsoft.com/office/word/2010/wordprocessingInk" xmlns:wne="http://schemas.microsoft.com/office/word/2006/wordml" xmlns:wps="http://schemas.microsoft.com/office/word/2010/wordprocessingShape" mc:Ignorable="w14 w15 w16se w16cid w16 w16cex w16sdtdh w16sdtfl w16du wp14">
   <w:p>
     <w:pPr>
       <w:pStyle w:val="Header"/>
@@ -1380,7 +1403,7 @@
     <w:r>
       <w:tab/>
       <w:tab/>
-      <w:t>2026-06-17</w:t>
+      <w:t>2026-06-18</w:t>
       <w:br/>
       <w:br/>
     </w:r>
@@ -1397,7 +1420,7 @@
 </file>
 
 <file path=word/numbering.xml><?xml version="1.0" encoding="utf-8"?>
-<w:numbering xmlns:wpc="http://schemas.microsoft.com/office/word/2010/wordprocessingCanvas" xmlns:cx="http://schemas.microsoft.com/office/drawing/2014/chartex" xmlns:cx1="http://schemas.microsoft.com/office/drawing/2015/9/8/chartex" xmlns:cx2="http://schemas.microsoft.com/office/drawing/2015/10/21/chartex" xmlns:cx3="http://schemas.microsoft.com/office/drawing/2016/5/9/chartex" xmlns:cx4="http://schemas.microsoft.com/office/drawing/2016/5/10/chartex" xmlns:cx5="http://schemas.microsoft.com/office/drawing/2016/5/11/chartex" xmlns:cx6="http://schemas.microsoft.com/office/drawing/2016/5/12/chartex" xmlns:cx7="http://schemas.microsoft.com/office/drawing/2016/5/13/chartex" xmlns:cx8="http://schemas.microsoft.com/office/drawing/2016/5/14/chartex" xmlns:mc="http://schemas.openxmlformats.org/markup-compatibility/2006" xmlns:aink="http://schemas.microsoft.com/office/drawing/2016/ink" xmlns:am3d="http://schemas.microsoft.com/office/drawing/2017/model3d" xmlns:o="urn:schemas-microsoft-com:office:office" xmlns:oel="http://schemas.microsoft.com/office/2019/extlst" xmlns:r="http://schemas.openxmlformats.org/officeDocument/2006/relationships" xmlns:m="http://schemas.openxmlformats.org/officeDocument/2006/math" xmlns:v="urn:schemas-microsoft-com:vml" xmlns:wp14="http://schemas.microsoft.com/office/word/2010/wordprocessingDrawing" xmlns:wp="http://schemas.openxmlformats.org/drawingml/2006/wordprocessingDrawing" xmlns:w10="urn:schemas-microsoft-com:office:word" xmlns:w="http://schemas.openxmlformats.org/wordprocessingml/2006/main" xmlns:w14="http://schemas.microsoft.com/office/word/2010/wordml" xmlns:w15="http://schemas.microsoft.com/office/word/2012/wordml" xmlns:w16cex="http://schemas.microsoft.com/office/word/2018/wordml/cex" xmlns:w16cid="http://schemas.microsoft.com/office/word/2016/wordml/cid" xmlns:w16="http://schemas.microsoft.com/office/word/2018/wordml" xmlns:w16sdtdh="http://schemas.microsoft.com/office/word/2020/wordml/sdtdatahash" xmlns:w16se="http://schemas.microsoft.com/office/word/2015/wordml/symex" xmlns:wpg="http://schemas.microsoft.com/office/word/2010/wordprocessingGroup" xmlns:wpi="http://schemas.microsoft.com/office/word/2010/wordprocessingInk" xmlns:wne="http://schemas.microsoft.com/office/word/2006/wordml" xmlns:wps="http://schemas.microsoft.com/office/word/2010/wordprocessingShape" mc:Ignorable="w14 w15 w16se w16cid w16 w16cex w16sdtdh wp14">
+<w:numbering xmlns:wpc="http://schemas.microsoft.com/office/word/2010/wordprocessingCanvas" xmlns:cx="http://schemas.microsoft.com/office/drawing/2014/chartex" xmlns:cx1="http://schemas.microsoft.com/office/drawing/2015/9/8/chartex" xmlns:cx2="http://schemas.microsoft.com/office/drawing/2015/10/21/chartex" xmlns:cx3="http://schemas.microsoft.com/office/drawing/2016/5/9/chartex" xmlns:cx4="http://schemas.microsoft.com/office/drawing/2016/5/10/chartex" xmlns:cx5="http://schemas.microsoft.com/office/drawing/2016/5/11/chartex" xmlns:cx6="http://schemas.microsoft.com/office/drawing/2016/5/12/chartex" xmlns:cx7="http://schemas.microsoft.com/office/drawing/2016/5/13/chartex" xmlns:cx8="http://schemas.microsoft.com/office/drawing/2016/5/14/chartex" xmlns:mc="http://schemas.openxmlformats.org/markup-compatibility/2006" xmlns:aink="http://schemas.microsoft.com/office/drawing/2016/ink" xmlns:am3d="http://schemas.microsoft.com/office/drawing/2017/model3d" xmlns:o="urn:schemas-microsoft-com:office:office" xmlns:oel="http://schemas.microsoft.com/office/2019/extlst" xmlns:r="http://schemas.openxmlformats.org/officeDocument/2006/relationships" xmlns:m="http://schemas.openxmlformats.org/officeDocument/2006/math" xmlns:v="urn:schemas-microsoft-com:vml" xmlns:wp14="http://schemas.microsoft.com/office/word/2010/wordprocessingDrawing" xmlns:wp="http://schemas.openxmlformats.org/drawingml/2006/wordprocessingDrawing" xmlns:w10="urn:schemas-microsoft-com:office:word" xmlns:w="http://schemas.openxmlformats.org/wordprocessingml/2006/main" xmlns:w14="http://schemas.microsoft.com/office/word/2010/wordml" xmlns:w15="http://schemas.microsoft.com/office/word/2012/wordml" xmlns:w16cex="http://schemas.microsoft.com/office/word/2018/wordml/cex" xmlns:w16cid="http://schemas.microsoft.com/office/word/2016/wordml/cid" xmlns:w16="http://schemas.microsoft.com/office/word/2018/wordml" xmlns:w16du="http://schemas.microsoft.com/office/word/2023/wordml/word16du" xmlns:w16sdtdh="http://schemas.microsoft.com/office/word/2020/wordml/sdtdatahash" xmlns:w16sdtfl="http://schemas.microsoft.com/office/word/2024/wordml/sdtformatlock" xmlns:w16se="http://schemas.microsoft.com/office/word/2015/wordml/symex" xmlns:wpg="http://schemas.microsoft.com/office/word/2010/wordprocessingGroup" xmlns:wpi="http://schemas.microsoft.com/office/word/2010/wordprocessingInk" xmlns:wne="http://schemas.microsoft.com/office/word/2006/wordml" xmlns:wps="http://schemas.microsoft.com/office/word/2010/wordprocessingShape" mc:Ignorable="w14 w15 w16se w16cid w16 w16cex w16sdtdh w16sdtfl w16du wp14">
   <w:abstractNum w:abstractNumId="0" w15:restartNumberingAfterBreak="0">
     <w:nsid w:val="FFFFFF7C"/>
     <w:multiLevelType w:val="singleLevel"/>
@@ -1600,7 +1623,7 @@
 </file>
 
 <file path=word/styles.xml><?xml version="1.0" encoding="utf-8"?>
-<w:styles xmlns:mc="http://schemas.openxmlformats.org/markup-compatibility/2006" xmlns:r="http://schemas.openxmlformats.org/officeDocument/2006/relationships" xmlns:w="http://schemas.openxmlformats.org/wordprocessingml/2006/main" xmlns:w14="http://schemas.microsoft.com/office/word/2010/wordml" xmlns:w15="http://schemas.microsoft.com/office/word/2012/wordml" xmlns:w16cex="http://schemas.microsoft.com/office/word/2018/wordml/cex" xmlns:w16cid="http://schemas.microsoft.com/office/word/2016/wordml/cid" xmlns:w16="http://schemas.microsoft.com/office/word/2018/wordml" xmlns:w16sdtdh="http://schemas.microsoft.com/office/word/2020/wordml/sdtdatahash" xmlns:w16se="http://schemas.microsoft.com/office/word/2015/wordml/symex" mc:Ignorable="w14 w15 w16se w16cid w16 w16cex w16sdtdh">
+<w:styles xmlns:mc="http://schemas.openxmlformats.org/markup-compatibility/2006" xmlns:r="http://schemas.openxmlformats.org/officeDocument/2006/relationships" xmlns:w="http://schemas.openxmlformats.org/wordprocessingml/2006/main" xmlns:w14="http://schemas.microsoft.com/office/word/2010/wordml" xmlns:w15="http://schemas.microsoft.com/office/word/2012/wordml" xmlns:w16cex="http://schemas.microsoft.com/office/word/2018/wordml/cex" xmlns:w16cid="http://schemas.microsoft.com/office/word/2016/wordml/cid" xmlns:w16="http://schemas.microsoft.com/office/word/2018/wordml" xmlns:w16du="http://schemas.microsoft.com/office/word/2023/wordml/word16du" xmlns:w16sdtdh="http://schemas.microsoft.com/office/word/2020/wordml/sdtdatahash" xmlns:w16sdtfl="http://schemas.microsoft.com/office/word/2024/wordml/sdtformatlock" xmlns:w16se="http://schemas.microsoft.com/office/word/2015/wordml/symex" mc:Ignorable="w14 w15 w16se w16cid w16 w16cex w16sdtdh w16sdtfl w16du">
   <w:docDefaults>
     <w:rPrDefault>
       <w:rPr>
@@ -2358,7 +2381,7 @@
     <w:link w:val="TitleChar"/>
     <w:uiPriority w:val="10"/>
     <w:qFormat/>
-    <w:rsid w:val="007106C8"/>
+    <w:rsid w:val="00E854FA"/>
     <w:pPr>
       <w:spacing w:after="300" w:line="240" w:lineRule="auto"/>
       <w:contextualSpacing/>
@@ -2368,7 +2391,7 @@
       <w:rFonts w:eastAsiaTheme="majorEastAsia" w:cstheme="majorBidi"/>
       <w:spacing w:val="5"/>
       <w:kern w:val="28"/>
-      <w:sz w:val="52"/>
+      <w:sz w:val="40"/>
       <w:szCs w:val="52"/>
       <w:lang w:val="sv-SE" w:eastAsia="en-US" w:bidi="ar-SA"/>
     </w:rPr>
@@ -2378,12 +2401,12 @@
     <w:basedOn w:val="DefaultParagraphFont"/>
     <w:link w:val="Title"/>
     <w:uiPriority w:val="10"/>
-    <w:rsid w:val="007106C8"/>
+    <w:rsid w:val="00E854FA"/>
     <w:rPr>
       <w:rFonts w:ascii="Times New Roman" w:eastAsiaTheme="majorEastAsia" w:hAnsi="Times New Roman" w:cstheme="majorBidi"/>
       <w:spacing w:val="5"/>
       <w:kern w:val="28"/>
-      <w:sz w:val="52"/>
+      <w:sz w:val="40"/>
       <w:szCs w:val="52"/>
       <w:lang w:val="sv-SE" w:eastAsia="en-US" w:bidi="ar-SA"/>
     </w:rPr>

--- a/klagomål/A 9593-2026 FSC-klagomål.docx
+++ b/klagomål/A 9593-2026 FSC-klagomål.docx
@@ -1403,7 +1403,7 @@
     <w:r>
       <w:tab/>
       <w:tab/>
-      <w:t>2026-06-18</w:t>
+      <w:t>2026-06-19</w:t>
       <w:br/>
       <w:br/>
     </w:r>

--- a/klagomål/A 9593-2026 FSC-klagomål.docx
+++ b/klagomål/A 9593-2026 FSC-klagomål.docx
@@ -1403,7 +1403,7 @@
     <w:r>
       <w:tab/>
       <w:tab/>
-      <w:t>2026-06-19</w:t>
+      <w:t>2026-06-20</w:t>
       <w:br/>
       <w:br/>
     </w:r>

--- a/klagomål/A 9593-2026 FSC-klagomål.docx
+++ b/klagomål/A 9593-2026 FSC-klagomål.docx
@@ -168,38 +168,7 @@
     </w:p>
     <w:p>
       <w:r>
-        <w:t>Detta dokument behandlar höga naturvärden i avverkningsanmälan A 9593-2026 i Strömsunds kommun som inkom 2026-02-18 och omfattar 19,1 ha.</w:t>
-      </w:r>
-    </w:p>
-    <w:p>
-      <w:r>
-        <w:t>Nedan presenteras fynd av naturvårdsarter och fridlysta arter som gjorts i det avverkningsanmälda området, samt relevanta utdrag ur standarderna för FSC, Chain of Custody, Controlled Wood och PEFC. I BILAGA 1 finns artfakta om fridlysta och rödlistade arter.</w:t>
-      </w:r>
-    </w:p>
-    <w:p>
-      <w:r>
-        <w:t>Vi förväntar oss att ni återkommer med ett skriftligt svar på vårt klagomål och även beskriver vilka korrigerande åtgärder ni satt in för att rätta till identifierade brister i er efterlevnad av den svenska FSC standarden.</w:t>
-      </w:r>
-    </w:p>
-    <w:p>
-      <w:pPr>
-        <w:pStyle w:val="Heading1"/>
-      </w:pPr>
-      <w:r>
-        <w:t>Naturvårdsarter</w:t>
-      </w:r>
-    </w:p>
-    <w:p>
-      <w:r>
-        <w:t>I och inom 6 meter från avverkningsanmälan har följande 14 naturvårdsarter hittats: garnlav (VU, T), norsk näverlav (VU), skäggvaxskivling (VU), brunpudrad nållav (NT, T), harticka (NT, T), luddfingersvamp (NT), lunglav (NT, T), skrovellav (NT, T), tretåig hackspett (NT, T, §4), gulnål (S, T), gytterlav (S, T), spindelblomster (S, T, §8), stuplav (S, T) och västlig hakmossa (S). Av dessa är 9 rödlistade. För rödlistade arter har rödlistekategorin angivits inom parentes. Arter som är signalarter enligt Skogsstyrelsen har markerats med (S). Typiska arter inom Natura 2000 som är kopplade till skogsekosystem har markerats med (T). För fridlysta arter anges även paragrafen i Artskyddsförordningen som arten är fridlyst enligt.</w:t>
-      </w:r>
-    </w:p>
-    <w:p>
-      <w:r>
-        <w:t>De påträffade naturvårdsarterna är ett tydligt kvitto på att det rör sig om en skog med höga naturvärden.</w:t>
-      </w:r>
-      <w:r>
-        <w:t xml:space="preserve"> I Figur 1 visas fyndplatser för naturvårdsarter i området, som finns registrerade på Artportalen.</w:t>
+        <w:t>Detta klagomål behandlar höga naturvärden i avverkningsanmälan A 9593-2026 i Strömsunds kommun som inkom 2026-02-18 och omfattar 19,1 ha.</w:t>
       </w:r>
     </w:p>
     <w:p>
@@ -247,34 +216,327 @@
         <w:spacing w:after="240"/>
       </w:pPr>
       <w:r>
-        <w:t>Figur 1. Fyndplatser för naturvårdsarter i och inom 6 meter från avverkningsanmälan (röd linje). Markörer utan svart kant är placerade på fyndplatsen. Markörer med svart kant är placerade vid sidan av fyndplatsen och har ett svart streck som visar fyndplatsens exakta position. Kartans mittpunktskoordinat är N 7141846, E 471445 i SWEREF 99 TM.</w:t>
+        <w:t>Figur 1. Fyndplatser för naturvårdsarter i och inom 6 meter från avverkningsanmälan. Markörer utan svart kant är placerade på fyndplatsen. Markörer med svart kant är placerade vid sidan av fyndplatsen har ett svart streck som visar fyndplatsens exakta position. Kartans mittpunktskoordinat är N 7141846, E 471445 i SWEREF 99 TM.</w:t>
+      </w:r>
+    </w:p>
+    <w:p>
+      <w:r>
+        <w:t>I och inom 6 meter från avverkningsanmälan finns fynd av 14 naturvårdsarter, varav 9 är rödlistade, 2 är fridlysta, 10 är typiska (T) och 5 är signalarter (S): garnlav (VU, T), norsk näverlav (VU), skäggvaxskivling (VU), brunpudrad nållav (NT, T), harticka (NT, T), luddfingersvamp (NT), lunglav (NT, T), skrovellav (NT, T), tretåig hackspett (NT, T, §4), gulnål (S, T), gytterlav (S, T), spindelblomster (S, T, §8), stuplav (S, T) och västlig hakmossa (S). Se Figur 1.</w:t>
+      </w:r>
+    </w:p>
+    <w:p>
+      <w:r>
+        <w:t>Nedan presenteras relevanta utdrag ur standarderna för FSC, Chain of Custody, Controlled Wood och PEFC.</w:t>
+      </w:r>
+    </w:p>
+    <w:p>
+      <w:r>
+        <w:t>Vi förväntar oss att ni återkommer med ett skriftligt svar på vårt klagomål och även beskriver vilka korrigerande åtgärder ni satt in för att rätta till identifierade brister i er efterlevnad av den svenska FSC standarden.</w:t>
       </w:r>
     </w:p>
     <w:p>
       <w:pPr>
-        <w:pStyle w:val="Heading2"/>
+        <w:pStyle w:val="Heading1"/>
       </w:pPr>
       <w:r>
-        <w:t>Fridlysta arter</w:t>
+        <w:t>Naturvårdsarter och fridlysta arter</w:t>
       </w:r>
     </w:p>
     <w:p>
       <w:r>
-        <w:t>Följande fridlysta arter har sina livsmiljöer och växtplatser i den avverkningsanmälda skogen: tretåig hackspett (NT, T, §4) och spindelblomster (S, T, §8).</w:t>
+        <w:t>Nedan följer beskrivningar av de naturvårdsarter och fridlysta arter som har sina livsmiljöer och växtplatser i den avverkningsanmälda skogen. Se även ytterligare artfakta i BILAGA 1. De påträffade naturvårdsarterna är ett tydligt kvitto på att det rör sig om en skog med höga naturvärden.</w:t>
       </w:r>
     </w:p>
     <w:p>
-      <w:r>
-        <w:t xml:space="preserve">Observera att medlemsländerna är skyldiga att agera i enlighet med EU:s fågeldirektiv där det uttryckligen står att direktivet gäller för fåglar samt för deras ägg, bon och </w:t>
-      </w:r>
       <w:r>
         <w:rPr>
           <w:b/>
         </w:rPr>
-        <w:t xml:space="preserve">livsmiljöer </w:t>
-      </w:r>
-      <w:r>
-        <w:t>(artikel 1). Vidare att de åtgärder som vidtas inte får leda till en försämring av den nuvarande situationen beträffande bevarandet av de fågelarter som avses i artikel 1 (artikel 13). Fågeldirektivet är styrande för tillsynsansvariga myndigheters ärendehantering, ställningstaganden och beslutsfattande.</w:t>
+        <w:t>Garnlav (VU)</w:t>
+      </w:r>
+      <w:r>
+        <w:t xml:space="preserve"> är en utpräglad barrskogsart som ibland kan drapera träden i norrländska grannaturskogar med hög luftfuktighet. Den förekommer även i talldominerade bestånd där den, förutom i trädens grenverk, påträffas hängande över ojämnheter i tallbarken. Arten har minskat starkt i södra och mellersta Sverige och den minskar även i sitt nordliga utbredningsområde. Minskningstakten uppgår till 30 (20–50) % inom 50 år och överstiger gränsvärdet för Sårbar (VU). Orsaken till tillbakagången beror främst på slutavverkningar av naturskogsartade skogar. Bestånd med riklig förekomst bör regelmässigt sparas, vilket även gynnar flera andra sällsynta och rödlistade arter. Garnlav är värdväxt för den mycket sällsynta och akut hotade fjärilen barrskogslavfly (CR) som hör hemma i boreala barrskogar med riklig förekomst av värdväxten. Tidigare kunde arten konstateras årligen på flera platser vid Dala-Floda i Dalarna innan lokalerna kalavverkades. Senaste fyndet i landet av barrskogslavfly är från år 2000 då den påträffades vid Högberget i Sollefteå kommun. Garnlav är typisk art för </w:t>
+      </w:r>
+      <w:r>
+        <w:rPr>
+          <w:i/>
+        </w:rPr>
+        <w:t xml:space="preserve">9010 Taiga </w:t>
+      </w:r>
+      <w:r>
+        <w:t>och</w:t>
+      </w:r>
+      <w:r>
+        <w:rPr>
+          <w:i/>
+        </w:rPr>
+        <w:t xml:space="preserve"> 9070 Trädklädd betesmark</w:t>
+      </w:r>
+      <w:r>
+        <w:t xml:space="preserve"> (SLU Artdatabanken, 2026).</w:t>
+      </w:r>
+    </w:p>
+    <w:p>
+      <w:r>
+        <w:rPr>
+          <w:b/>
+        </w:rPr>
+        <w:t>Norsk näverlav (VU)</w:t>
+      </w:r>
+      <w:r>
+        <w:t>, rödlistad som sårbar, är en suboceanisk art och påträffas bara i områden med hög och jämn luftfuktighet. Den växer i fuktiga granskogar, främst på stammar eller grenar av äldre björkar och granar. Arten är placerad i toppen av Skogsstyrelsens värdepyramid för bedömning av skog med höga naturvärden och försvinner eller missgynnas starkt vid all form av avverkning på eller i anslutning till lokalerna. Norsk näverlav har en hög andel av sin världspopulation i Norge och Sverige vilket medför ett särskilt ansvar för arten (Nitare &amp; Skogsstyrelsen, 2019; SLU Artdatabanken, 2024).</w:t>
+      </w:r>
+    </w:p>
+    <w:p>
+      <w:r>
+        <w:rPr>
+          <w:b/>
+        </w:rPr>
+        <w:t xml:space="preserve">Skäggvaxskivling (VU) </w:t>
+      </w:r>
+      <w:r>
+        <w:t>bildar mykorrhiza med gran i äldre ängs- och blåbärsgranskog på kalkrik mark. De gamla, orörda skogarnas tillbakagång innebär att arten missgynnas och många växtplatser riskerar att utplånas av skogsbruksåtgärder. På lokaler med känd förekomst bör avverkning helt undvikas eller bedrivas i form av plockhuggning eller blädning. Arten bör eftersökas i äldre barrskog i Norrland (SLU Artdatabanken, 2024).</w:t>
+      </w:r>
+    </w:p>
+    <w:p>
+      <w:r>
+        <w:rPr>
+          <w:b/>
+        </w:rPr>
+        <w:t>Brunpudrad nållav (NT)</w:t>
+      </w:r>
+      <w:r>
+        <w:t xml:space="preserve"> är beroende av hög, jämn luftfuktighet och kan påträffas i fuktiga skogar av naturskogskaraktär, ofta i sumpgranskog eller andra sumpskogar. Arten är placerad högst upp i Skogsstyrelsens värdepyramid för bedömning av skog med höga naturvärden och förekomster bör undantas från skogsbruksåtgärder. Brunpudrad nållav är typisk art för </w:t>
+      </w:r>
+      <w:r>
+        <w:rPr>
+          <w:i/>
+        </w:rPr>
+        <w:t>9010 Taiga</w:t>
+      </w:r>
+      <w:r>
+        <w:t xml:space="preserve"> (SLU Artdatabanken, 2024; Nitare &amp; Skogsstyrelsen, 2019).</w:t>
+      </w:r>
+    </w:p>
+    <w:p>
+      <w:r>
+        <w:rPr>
+          <w:b/>
+        </w:rPr>
+        <w:t>Harticka (NT)</w:t>
+      </w:r>
+      <w:r>
+        <w:t xml:space="preserve"> är normalt en mycket bra signalart för granskogar med höga naturvärden. Även när svampen påträffas i mer påverkade skogar är det nästan alltid fråga om skogsmiljöer i sena successionsstadier med höga naturvärden. Skogsskötselåtgärder på eller i omedelbar närhet av växtplatserna kan innebära ett hot mot arten. Harticka är typisk art för </w:t>
+      </w:r>
+      <w:r>
+        <w:rPr>
+          <w:i/>
+        </w:rPr>
+        <w:t xml:space="preserve">9010 Taiga, 9050 Näringsrik granskog </w:t>
+      </w:r>
+      <w:r>
+        <w:t xml:space="preserve">och </w:t>
+      </w:r>
+      <w:r>
+        <w:rPr>
+          <w:i/>
+        </w:rPr>
+        <w:t>9030 Landhöjningsskog</w:t>
+      </w:r>
+      <w:r>
+        <w:t xml:space="preserve"> (SLU Artdatabanken, 2024; Nitare &amp; Skogsstyrelsen, 2019).</w:t>
+      </w:r>
+    </w:p>
+    <w:p>
+      <w:r>
+        <w:rPr>
+          <w:b/>
+        </w:rPr>
+        <w:t>Luddfingersvamp (NT)</w:t>
+      </w:r>
+      <w:r>
+        <w:t xml:space="preserve"> påträffas på mineralrik mark i granskog med mycket hög luftfuktighet, t.ex. vid källflöden, fuktdråg, bäckar eller i anslutning till vattenfall och forsdimma. Arten är mycket uttorkningskänslig och kräver granskogsmiljöer med konstant mycket hög luftfuktighet. Den tål inte en slutavverkning eller någon form av dränering som påverkar växtplatsens hydrologi (SLU Artdatabanken, 2024).</w:t>
+      </w:r>
+    </w:p>
+    <w:p>
+      <w:r>
+        <w:rPr>
+          <w:b/>
+        </w:rPr>
+        <w:t>Lunglav (NT)</w:t>
+      </w:r>
+      <w:r>
+        <w:t xml:space="preserve"> är en av vårt lands främsta signalarter som överallt indikerar gamla lövträd, skogsbestånd med höga naturvärden och ekosystem med långskoglig kontinuitet. Lokalt kan förekomsten vara mycket riklig men den hittas nästan enbart i gamla och ej slutavverkade skogar. Artens samtliga förekomster bör uppmärksammas från naturvårdssynpunkt, då många lokaler även hyser andra ovanliga och rödlistade arter. Rikliga förekomster bör skyddas med biotopskydd, frivilliga avsättningar eller reservat. På lunglav kan de sällsynta lavparasiterna lunglavshårprick (CR), </w:t>
+      </w:r>
+      <w:r>
+        <w:rPr>
+          <w:i/>
+        </w:rPr>
+        <w:t>Abrothallus diederichii</w:t>
+      </w:r>
+      <w:r>
+        <w:t xml:space="preserve"> (VU), </w:t>
+      </w:r>
+      <w:r>
+        <w:rPr>
+          <w:i/>
+        </w:rPr>
+        <w:t>Abrothallus lobariae</w:t>
+      </w:r>
+      <w:r>
+        <w:t xml:space="preserve"> (VU), </w:t>
+      </w:r>
+      <w:r>
+        <w:rPr>
+          <w:i/>
+        </w:rPr>
+        <w:t>Calycina lobariae</w:t>
+      </w:r>
+      <w:r>
+        <w:t xml:space="preserve"> (VU), lunglavsknapp (VU) och skrovelmössing (VU) påträffas. Lunglav är typisk art för </w:t>
+      </w:r>
+      <w:r>
+        <w:rPr>
+          <w:i/>
+        </w:rPr>
+        <w:t>9010 Taiga, 9020 Nordlig ädellövskog, 9110 Näringsfattig bokskog, 9130 Näringsrik bokskog, 9160 Näringsrik ekskog, 9180 Ädellövskog i branter, 9190 Näringsfattig ekskog, 9070 Trädklädd betesmark, 9040 Fjällbjörkskog</w:t>
+      </w:r>
+      <w:r>
+        <w:t xml:space="preserve"> och</w:t>
+      </w:r>
+      <w:r>
+        <w:rPr>
+          <w:i/>
+        </w:rPr>
+        <w:t xml:space="preserve"> 6530 Lövängar</w:t>
+      </w:r>
+      <w:r>
+        <w:t xml:space="preserve"> (SLU Artdatabanken, 2026; Nitare &amp; Skogsstyrelsen, 2019).</w:t>
+      </w:r>
+    </w:p>
+    <w:p>
+      <w:r>
+        <w:rPr>
+          <w:b/>
+        </w:rPr>
+        <w:t>Skrovellav (NT)</w:t>
+      </w:r>
+      <w:r>
+        <w:t xml:space="preserve"> växer på gamla lövträd och på klippor i gamla skogar med hög och jämn luftfuktighet. Slutavverkning av kontinuitetsskog utgör det största hotet och lavens fortsatta förekomst bör säkerställas genom att lokaler med äldre skog skyddas. I områden med mycket hög luftfuktighet kan man på bålen av skrovellav finna de sällsynta parasitsvamparna skrovellavsknapp (EN), </w:t>
+      </w:r>
+      <w:r>
+        <w:rPr>
+          <w:i/>
+        </w:rPr>
+        <w:t>Catillaria lobariicola</w:t>
+      </w:r>
+      <w:r>
+        <w:t xml:space="preserve"> (VU) och </w:t>
+      </w:r>
+      <w:r>
+        <w:rPr>
+          <w:i/>
+        </w:rPr>
+        <w:t>Merismatium lobariae</w:t>
+      </w:r>
+      <w:r>
+        <w:t xml:space="preserve"> (DD). Skrovellav är typisk art för </w:t>
+      </w:r>
+      <w:r>
+        <w:rPr>
+          <w:i/>
+        </w:rPr>
+        <w:t xml:space="preserve">9010 Taiga, 9020 Nordlig ädellövskog, 9040 Fjällbjörkskog, 9070 Trädklädd betesmark, 9160 Näringsrik ekskog, 9180 Ädellövskog i branter, 9190 Näringsfattig ekskog, 8210 Kalkbranter </w:t>
+      </w:r>
+      <w:r>
+        <w:t xml:space="preserve">och </w:t>
+      </w:r>
+      <w:r>
+        <w:rPr>
+          <w:i/>
+        </w:rPr>
+        <w:t>6530 Lövängar</w:t>
+      </w:r>
+      <w:r>
+        <w:t xml:space="preserve"> (SLU Artdatabanken, 2026; Nitare &amp; Skogsstyrelsen, 2019).</w:t>
+      </w:r>
+    </w:p>
+    <w:p>
+      <w:r>
+        <w:rPr>
+          <w:b/>
+        </w:rPr>
+        <w:t>Tretåig hackspett (NT, §4)</w:t>
+      </w:r>
+      <w:r>
+        <w:t xml:space="preserve"> är rödlistad som nära hotad och ingår i bilaga 1 i EU:s fågeldirektiv. Tretåig hackspett är för sin överlevnad beroende av kontinuerlig tillförsel av äldre döende och död ved, som sker genom naturliga självgallringsprocesser i äldre grannaturskogar och barrblandade naturskogar. Om en skog genom skogsbruk gallras eller glesas ur så upphör och uteblir i stort sett den naturliga självgallringsprocessen för mycket lång tid framöver vilket omöjliggör upprätthållandet av den kontinuerliga ekologiska funktionen i ett område. Det finns studier som visar att naturskogens självgallringsprocess som den tretåiga hackspetten är beroende av, inte kan ersättas med efterlämnad hänsyn i skogsbruket (Imbeau &amp; Desrochers, 2002). Storleken på häckningsreviret varierar med skogstypen, förekomsten av död ved och graden av fragmentering, men är i allmänhet i storleksordningen 25–100 hektar. Vintertid krävs ofta betydligt större områden och det finns studier som antyder att arten behöver minst 100 hektar äldre skog. I områden med låg bonitet kan det behövas över 200 hektar lämpligt habitat för att ett par ska kunna reproducera sig. Områden med dokumenterad permanent förekomst i naturskogsmiljöer har vanligen så stora naturvärden att skogsbruk är olämpligt. Tretåig hackspett är typisk art för </w:t>
+      </w:r>
+      <w:r>
+        <w:rPr>
+          <w:i/>
+        </w:rPr>
+        <w:t xml:space="preserve">9010 Taiga, 9740 Skogsbevuxen myr, 9030 Landhöjningsskog </w:t>
+      </w:r>
+      <w:r>
+        <w:t xml:space="preserve">och </w:t>
+      </w:r>
+      <w:r>
+        <w:rPr>
+          <w:i/>
+        </w:rPr>
+        <w:t>9040 Fjällbjörkskog</w:t>
+      </w:r>
+      <w:r>
+        <w:t xml:space="preserve"> (Skogsstyrelsen, 2016; SLU Artdatabanken, 2024).</w:t>
+      </w:r>
+    </w:p>
+    <w:p>
+      <w:r>
+        <w:rPr>
+          <w:b/>
+        </w:rPr>
+        <w:t>Gulnål</w:t>
+      </w:r>
+      <w:r>
+        <w:t xml:space="preserve"> växer mest på murknande lövträdsved och barrträdsved och förekommer i skuggiga miljöer med hög luftfuktighet. I södra Sverige är den en relativt bra signal på biotoper med höga naturvärden och följs ofta av sällsynta arter. Gulnål är typisk art för </w:t>
+      </w:r>
+      <w:r>
+        <w:rPr>
+          <w:i/>
+        </w:rPr>
+        <w:t>9110 Näringsfattig bokskog</w:t>
+      </w:r>
+      <w:r>
+        <w:t xml:space="preserve"> och</w:t>
+      </w:r>
+      <w:r>
+        <w:rPr>
+          <w:i/>
+        </w:rPr>
+        <w:t xml:space="preserve"> 9130 Näringsrik bokskog </w:t>
+      </w:r>
+      <w:r>
+        <w:t>(Nitare &amp; Skogsstyrelsen, 2019; SLU Artdatabanken, 2025).</w:t>
+      </w:r>
+    </w:p>
+    <w:p>
+      <w:r>
+        <w:rPr>
+          <w:b/>
+        </w:rPr>
+        <w:t xml:space="preserve">Gytterlav </w:t>
+      </w:r>
+      <w:r>
+        <w:t xml:space="preserve">signalerar höga naturvärden i södra och mellersta Sverige, samt längs Norrlands kustland. Förekomster i söder, framför allt på trädstammar, är en indikation på gammal skogsmark med långvarig förekomst av äldre lövträd i miljöer med hög och jämn luftfuktighet. Gytterlav är typisk art för </w:t>
+      </w:r>
+      <w:r>
+        <w:rPr>
+          <w:i/>
+        </w:rPr>
+        <w:t xml:space="preserve">9040 Fjällbjörkskog </w:t>
+      </w:r>
+      <w:r>
+        <w:t>(Nitare &amp; Skogsstyrelsen, 2019; SLU Artdatabanken, 2025).</w:t>
       </w:r>
     </w:p>
     <w:p>
@@ -304,311 +566,6 @@
       </w:r>
       <w:r>
         <w:t xml:space="preserve"> (Nitare &amp; Skogsstyrelsen, 2019; SLU Artdatabanken, 2025).</w:t>
-      </w:r>
-    </w:p>
-    <w:p>
-      <w:r>
-        <w:rPr>
-          <w:b/>
-        </w:rPr>
-        <w:t>Tretåig hackspett (NT, §4)</w:t>
-      </w:r>
-      <w:r>
-        <w:t xml:space="preserve"> är rödlistad som nära hotad och ingår i bilaga 1 i EU:s fågeldirektiv. Tretåig hackspett är för sin överlevnad beroende av kontinuerlig tillförsel av äldre döende och död ved, som sker genom naturliga självgallringsprocesser i äldre grannaturskogar och barrblandade naturskogar. Om en skog genom skogsbruk gallras eller glesas ur så upphör och uteblir i stort sett den naturliga självgallringsprocessen för mycket lång tid framöver vilket omöjliggör upprätthållandet av den kontinuerliga ekologiska funktionen i ett område. Det finns studier som visar att naturskogens självgallringsprocess som den tretåiga hackspetten är beroende av, inte kan ersättas med efterlämnad hänsyn i skogsbruket (Imbeau &amp; Desrochers, 2002). Storleken på häckningsreviret varierar med skogstypen, förekomsten av död ved och graden av fragmentering, men är i allmänhet i storleksordningen 25–100 hektar. Vintertid krävs ofta betydligt större områden och det finns studier som antyder att arten behöver minst 100 hektar äldre skog. I områden med låg bonitet kan det behövas över 200 hektar lämpligt habitat för att ett par ska kunna reproducera sig. Områden med dokumenterad permanent förekomst i naturskogsmiljöer har vanligen så stora naturvärden att skogsbruk är olämpligt. Tretåig hackspett är typisk art för </w:t>
-      </w:r>
-      <w:r>
-        <w:rPr>
-          <w:i/>
-        </w:rPr>
-        <w:t xml:space="preserve">9010 Taiga, 9740 Skogsbevuxen myr, 9030 Landhöjningsskog </w:t>
-      </w:r>
-      <w:r>
-        <w:t xml:space="preserve">och </w:t>
-      </w:r>
-      <w:r>
-        <w:rPr>
-          <w:i/>
-        </w:rPr>
-        <w:t>9040 Fjällbjörkskog</w:t>
-      </w:r>
-      <w:r>
-        <w:t xml:space="preserve"> (Skogsstyrelsen, 2016; SLU Artdatabanken, 2024).</w:t>
-      </w:r>
-    </w:p>
-    <w:p>
-      <w:r>
-        <w:t>I BILAGA 1 finns mer detaljerad information om ekologi samt krav på livsmiljö hos fridlysta arter.</w:t>
-      </w:r>
-    </w:p>
-    <w:p>
-      <w:pPr>
-        <w:pStyle w:val="Heading2"/>
-      </w:pPr>
-      <w:r>
-        <w:t>Övriga naturvårdsarter</w:t>
-      </w:r>
-    </w:p>
-    <w:p>
-      <w:r>
-        <w:rPr>
-          <w:b/>
-        </w:rPr>
-        <w:t>Brunpudrad nållav (NT)</w:t>
-      </w:r>
-      <w:r>
-        <w:t xml:space="preserve"> är beroende av hög, jämn luftfuktighet och kan påträffas i fuktiga skogar av naturskogskaraktär, ofta i sumpgranskog eller andra sumpskogar. Arten är placerad högst upp i Skogsstyrelsens värdepyramid för bedömning av skog med höga naturvärden och förekomster bör undantas från skogsbruksåtgärder. Brunpudrad nållav är typisk art för </w:t>
-      </w:r>
-      <w:r>
-        <w:rPr>
-          <w:i/>
-        </w:rPr>
-        <w:t>9010 Taiga</w:t>
-      </w:r>
-      <w:r>
-        <w:t xml:space="preserve"> (SLU Artdatabanken, 2024; Nitare &amp; Skogsstyrelsen, 2019).</w:t>
-      </w:r>
-    </w:p>
-    <w:p>
-      <w:r>
-        <w:rPr>
-          <w:b/>
-        </w:rPr>
-        <w:t>Garnlav (VU)</w:t>
-      </w:r>
-      <w:r>
-        <w:t xml:space="preserve"> är en utpräglad barrskogsart som ibland kan drapera träden i norrländska grannaturskogar med hög luftfuktighet. Den förekommer även i talldominerade bestånd där den, förutom i trädens grenverk, påträffas hängande över ojämnheter i tallbarken. Arten har minskat starkt i södra och mellersta Sverige och den minskar även i sitt nordliga utbredningsområde. Minskningstakten uppgår till 30 (20–50) % inom 50 år och överstiger gränsvärdet för Sårbar (VU). Orsaken till tillbakagången beror främst på slutavverkningar av naturskogsartade skogar. Bestånd med riklig förekomst bör regelmässigt sparas, vilket även gynnar flera andra sällsynta och rödlistade arter. Garnlav är värdväxt för den mycket sällsynta och akut hotade fjärilen barrskogslavfly (CR) som hör hemma i boreala barrskogar med riklig förekomst av värdväxten. Tidigare kunde arten konstateras årligen på flera platser vid Dala-Floda i Dalarna innan lokalerna kalavverkades. Senaste fyndet i landet av barrskogslavfly är från år 2000 då den påträffades vid Högberget i Sollefteå kommun. Garnlav är typisk art för </w:t>
-      </w:r>
-      <w:r>
-        <w:rPr>
-          <w:i/>
-        </w:rPr>
-        <w:t xml:space="preserve">9010 Taiga </w:t>
-      </w:r>
-      <w:r>
-        <w:t>och</w:t>
-      </w:r>
-      <w:r>
-        <w:rPr>
-          <w:i/>
-        </w:rPr>
-        <w:t xml:space="preserve"> 9070 Trädklädd betesmark</w:t>
-      </w:r>
-      <w:r>
-        <w:t xml:space="preserve"> (SLU Artdatabanken, 2026).</w:t>
-      </w:r>
-    </w:p>
-    <w:p>
-      <w:r>
-        <w:rPr>
-          <w:b/>
-        </w:rPr>
-        <w:t>Gulnål</w:t>
-      </w:r>
-      <w:r>
-        <w:t xml:space="preserve"> växer mest på murknande lövträdsved och barrträdsved och förekommer i skuggiga miljöer med hög luftfuktighet. I södra Sverige är den en relativt bra signal på biotoper med höga naturvärden och följs ofta av sällsynta arter. Gulnål är typisk art för </w:t>
-      </w:r>
-      <w:r>
-        <w:rPr>
-          <w:i/>
-        </w:rPr>
-        <w:t>9110 Näringsfattig bokskog</w:t>
-      </w:r>
-      <w:r>
-        <w:t xml:space="preserve"> och</w:t>
-      </w:r>
-      <w:r>
-        <w:rPr>
-          <w:i/>
-        </w:rPr>
-        <w:t xml:space="preserve"> 9130 Näringsrik bokskog </w:t>
-      </w:r>
-      <w:r>
-        <w:t>(Nitare &amp; Skogsstyrelsen, 2019; SLU Artdatabanken, 2025).</w:t>
-      </w:r>
-    </w:p>
-    <w:p>
-      <w:r>
-        <w:rPr>
-          <w:b/>
-        </w:rPr>
-        <w:t xml:space="preserve">Gytterlav </w:t>
-      </w:r>
-      <w:r>
-        <w:t xml:space="preserve">signalerar höga naturvärden i södra och mellersta Sverige, samt längs Norrlands kustland. Förekomster i söder, framför allt på trädstammar, är en indikation på gammal skogsmark med långvarig förekomst av äldre lövträd i miljöer med hög och jämn luftfuktighet. Gytterlav är typisk art för </w:t>
-      </w:r>
-      <w:r>
-        <w:rPr>
-          <w:i/>
-        </w:rPr>
-        <w:t xml:space="preserve">9040 Fjällbjörkskog </w:t>
-      </w:r>
-      <w:r>
-        <w:t>(Nitare &amp; Skogsstyrelsen, 2019; SLU Artdatabanken, 2025).</w:t>
-      </w:r>
-    </w:p>
-    <w:p>
-      <w:r>
-        <w:rPr>
-          <w:b/>
-        </w:rPr>
-        <w:t>Harticka (NT)</w:t>
-      </w:r>
-      <w:r>
-        <w:t xml:space="preserve"> är normalt en mycket bra signalart för granskogar med höga naturvärden. Även när svampen påträffas i mer påverkade skogar är det nästan alltid fråga om skogsmiljöer i sena successionsstadier med höga naturvärden. Skogsskötselåtgärder på eller i omedelbar närhet av växtplatserna kan innebära ett hot mot arten. Harticka är typisk art för </w:t>
-      </w:r>
-      <w:r>
-        <w:rPr>
-          <w:i/>
-        </w:rPr>
-        <w:t xml:space="preserve">9010 Taiga, 9050 Näringsrik granskog </w:t>
-      </w:r>
-      <w:r>
-        <w:t xml:space="preserve">och </w:t>
-      </w:r>
-      <w:r>
-        <w:rPr>
-          <w:i/>
-        </w:rPr>
-        <w:t>9030 Landhöjningsskog</w:t>
-      </w:r>
-      <w:r>
-        <w:t xml:space="preserve"> (SLU Artdatabanken, 2024; Nitare &amp; Skogsstyrelsen, 2019).</w:t>
-      </w:r>
-    </w:p>
-    <w:p>
-      <w:r>
-        <w:rPr>
-          <w:b/>
-        </w:rPr>
-        <w:t>Luddfingersvamp (NT)</w:t>
-      </w:r>
-      <w:r>
-        <w:t xml:space="preserve"> påträffas på mineralrik mark i granskog med mycket hög luftfuktighet, t.ex. vid källflöden, fuktdråg, bäckar eller i anslutning till vattenfall och forsdimma. Arten är mycket uttorkningskänslig och kräver granskogsmiljöer med konstant mycket hög luftfuktighet. Den tål inte en slutavverkning eller någon form av dränering som påverkar växtplatsens hydrologi (SLU Artdatabanken, 2024).</w:t>
-      </w:r>
-    </w:p>
-    <w:p>
-      <w:r>
-        <w:rPr>
-          <w:b/>
-        </w:rPr>
-        <w:t>Lunglav (NT)</w:t>
-      </w:r>
-      <w:r>
-        <w:t xml:space="preserve"> är en av vårt lands främsta signalarter som överallt indikerar gamla lövträd, skogsbestånd med höga naturvärden och ekosystem med långskoglig kontinuitet. Lokalt kan förekomsten vara mycket riklig men den hittas nästan enbart i gamla och ej slutavverkade skogar. Artens samtliga förekomster bör uppmärksammas från naturvårdssynpunkt, då många lokaler även hyser andra ovanliga och rödlistade arter. Rikliga förekomster bör skyddas med biotopskydd, frivilliga avsättningar eller reservat. På lunglav kan de sällsynta lavparasiterna lunglavshårprick (CR), </w:t>
-      </w:r>
-      <w:r>
-        <w:rPr>
-          <w:i/>
-        </w:rPr>
-        <w:t>Abrothallus diederichii</w:t>
-      </w:r>
-      <w:r>
-        <w:t xml:space="preserve"> (VU), </w:t>
-      </w:r>
-      <w:r>
-        <w:rPr>
-          <w:i/>
-        </w:rPr>
-        <w:t>Abrothallus lobariae</w:t>
-      </w:r>
-      <w:r>
-        <w:t xml:space="preserve"> (VU), </w:t>
-      </w:r>
-      <w:r>
-        <w:rPr>
-          <w:i/>
-        </w:rPr>
-        <w:t>Calycina lobariae</w:t>
-      </w:r>
-      <w:r>
-        <w:t xml:space="preserve"> (VU), lunglavsknapp (VU) och skrovelmössing (VU) påträffas. Lunglav är typisk art för </w:t>
-      </w:r>
-      <w:r>
-        <w:rPr>
-          <w:i/>
-        </w:rPr>
-        <w:t>9010 Taiga, 9020 Nordlig ädellövskog, 9110 Näringsfattig bokskog, 9130 Näringsrik bokskog, 9160 Näringsrik ekskog, 9180 Ädellövskog i branter, 9190 Näringsfattig ekskog, 9070 Trädklädd betesmark, 9040 Fjällbjörkskog</w:t>
-      </w:r>
-      <w:r>
-        <w:t xml:space="preserve"> och</w:t>
-      </w:r>
-      <w:r>
-        <w:rPr>
-          <w:i/>
-        </w:rPr>
-        <w:t xml:space="preserve"> 6530 Lövängar</w:t>
-      </w:r>
-      <w:r>
-        <w:t xml:space="preserve"> (SLU Artdatabanken, 2026; Nitare &amp; Skogsstyrelsen, 2019).</w:t>
-      </w:r>
-    </w:p>
-    <w:p>
-      <w:r>
-        <w:rPr>
-          <w:b/>
-        </w:rPr>
-        <w:t>Norsk näverlav (VU)</w:t>
-      </w:r>
-      <w:r>
-        <w:t>, rödlistad som sårbar, är en suboceanisk art och påträffas bara i områden med hög och jämn luftfuktighet. Den växer i fuktiga granskogar, främst på stammar eller grenar av äldre björkar och granar. Arten är placerad i toppen av Skogsstyrelsens värdepyramid för bedömning av skog med höga naturvärden och försvinner eller missgynnas starkt vid all form av avverkning på eller i anslutning till lokalerna. Norsk näverlav har en hög andel av sin världspopulation i Norge och Sverige vilket medför ett särskilt ansvar för arten (Nitare &amp; Skogsstyrelsen, 2019; SLU Artdatabanken, 2024).</w:t>
-      </w:r>
-    </w:p>
-    <w:p>
-      <w:r>
-        <w:rPr>
-          <w:b/>
-        </w:rPr>
-        <w:t>Skrovellav (NT)</w:t>
-      </w:r>
-      <w:r>
-        <w:t xml:space="preserve"> växer på gamla lövträd och på klippor i gamla skogar med hög och jämn luftfuktighet. Slutavverkning av kontinuitetsskog utgör det största hotet och lavens fortsatta förekomst bör säkerställas genom att lokaler med äldre skog skyddas. I områden med mycket hög luftfuktighet kan man på bålen av skrovellav finna de sällsynta parasitsvamparna skrovellavsknapp (EN), </w:t>
-      </w:r>
-      <w:r>
-        <w:rPr>
-          <w:i/>
-        </w:rPr>
-        <w:t>Catillaria lobariicola</w:t>
-      </w:r>
-      <w:r>
-        <w:t xml:space="preserve"> (VU) och </w:t>
-      </w:r>
-      <w:r>
-        <w:rPr>
-          <w:i/>
-        </w:rPr>
-        <w:t>Merismatium lobariae</w:t>
-      </w:r>
-      <w:r>
-        <w:t xml:space="preserve"> (DD). Skrovellav är typisk art för </w:t>
-      </w:r>
-      <w:r>
-        <w:rPr>
-          <w:i/>
-        </w:rPr>
-        <w:t xml:space="preserve">9010 Taiga, 9020 Nordlig ädellövskog, 9040 Fjällbjörkskog, 9070 Trädklädd betesmark, 9160 Näringsrik ekskog, 9180 Ädellövskog i branter, 9190 Näringsfattig ekskog, 8210 Kalkbranter </w:t>
-      </w:r>
-      <w:r>
-        <w:t xml:space="preserve">och </w:t>
-      </w:r>
-      <w:r>
-        <w:rPr>
-          <w:i/>
-        </w:rPr>
-        <w:t>6530 Lövängar</w:t>
-      </w:r>
-      <w:r>
-        <w:t xml:space="preserve"> (SLU Artdatabanken, 2026; Nitare &amp; Skogsstyrelsen, 2019).</w:t>
-      </w:r>
-    </w:p>
-    <w:p>
-      <w:r>
-        <w:rPr>
-          <w:b/>
-        </w:rPr>
-        <w:t xml:space="preserve">Skäggvaxskivling (VU) </w:t>
-      </w:r>
-      <w:r>
-        <w:t>bildar mykorrhiza med gran i äldre ängs- och blåbärsgranskog på kalkrik mark. De gamla, orörda skogarnas tillbakagång innebär att arten missgynnas och många växtplatser riskerar att utplånas av skogsbruksåtgärder. På lokaler med känd förekomst bör avverkning helt undvikas eller bedrivas i form av plockhuggning eller blädning. Arten bör eftersökas i äldre barrskog i Norrland (SLU Artdatabanken, 2024).</w:t>
       </w:r>
     </w:p>
     <w:p>
@@ -1403,7 +1360,7 @@
     <w:r>
       <w:tab/>
       <w:tab/>
-      <w:t>2026-06-20</w:t>
+      <w:t>2026-06-21</w:t>
       <w:br/>
       <w:br/>
     </w:r>

--- a/klagomål/A 9593-2026 FSC-klagomål.docx
+++ b/klagomål/A 9593-2026 FSC-klagomål.docx
@@ -1360,7 +1360,7 @@
     <w:r>
       <w:tab/>
       <w:tab/>
-      <w:t>2026-06-21</w:t>
+      <w:t>2026-06-22</w:t>
       <w:br/>
       <w:br/>
     </w:r>

--- a/klagomål/A 9593-2026 FSC-klagomål.docx
+++ b/klagomål/A 9593-2026 FSC-klagomål.docx
@@ -1360,7 +1360,7 @@
     <w:r>
       <w:tab/>
       <w:tab/>
-      <w:t>2026-06-22</w:t>
+      <w:t>2026-06-23</w:t>
       <w:br/>
       <w:br/>
     </w:r>

--- a/klagomål/A 9593-2026 FSC-klagomål.docx
+++ b/klagomål/A 9593-2026 FSC-klagomål.docx
@@ -1360,7 +1360,7 @@
     <w:r>
       <w:tab/>
       <w:tab/>
-      <w:t>2026-06-23</w:t>
+      <w:t>2026-06-24</w:t>
       <w:br/>
       <w:br/>
     </w:r>

--- a/klagomål/A 9593-2026 FSC-klagomål.docx
+++ b/klagomål/A 9593-2026 FSC-klagomål.docx
@@ -1360,7 +1360,7 @@
     <w:r>
       <w:tab/>
       <w:tab/>
-      <w:t>2026-06-24</w:t>
+      <w:t>2026-06-25</w:t>
       <w:br/>
       <w:br/>
     </w:r>

--- a/klagomål/A 9593-2026 FSC-klagomål.docx
+++ b/klagomål/A 9593-2026 FSC-klagomål.docx
@@ -1360,7 +1360,7 @@
     <w:r>
       <w:tab/>
       <w:tab/>
-      <w:t>2026-06-25</w:t>
+      <w:t>2026-06-26</w:t>
       <w:br/>
       <w:br/>
     </w:r>

--- a/klagomål/A 9593-2026 FSC-klagomål.docx
+++ b/klagomål/A 9593-2026 FSC-klagomål.docx
@@ -1360,7 +1360,7 @@
     <w:r>
       <w:tab/>
       <w:tab/>
-      <w:t>2026-06-26</w:t>
+      <w:t>2026-06-27</w:t>
       <w:br/>
       <w:br/>
     </w:r>

--- a/klagomål/A 9593-2026 FSC-klagomål.docx
+++ b/klagomål/A 9593-2026 FSC-klagomål.docx
@@ -1360,7 +1360,7 @@
     <w:r>
       <w:tab/>
       <w:tab/>
-      <w:t>2026-06-27</w:t>
+      <w:t>2026-06-28</w:t>
       <w:br/>
       <w:br/>
     </w:r>

--- a/klagomål/A 9593-2026 FSC-klagomål.docx
+++ b/klagomål/A 9593-2026 FSC-klagomål.docx
@@ -1360,7 +1360,7 @@
     <w:r>
       <w:tab/>
       <w:tab/>
-      <w:t>2026-06-28</w:t>
+      <w:t>2026-06-29</w:t>
       <w:br/>
       <w:br/>
     </w:r>

--- a/klagomål/A 9593-2026 FSC-klagomål.docx
+++ b/klagomål/A 9593-2026 FSC-klagomål.docx
@@ -1360,7 +1360,7 @@
     <w:r>
       <w:tab/>
       <w:tab/>
-      <w:t>2026-06-29</w:t>
+      <w:t>2026-06-30</w:t>
       <w:br/>
       <w:br/>
     </w:r>

--- a/klagomål/A 9593-2026 FSC-klagomål.docx
+++ b/klagomål/A 9593-2026 FSC-klagomål.docx
@@ -1360,7 +1360,7 @@
     <w:r>
       <w:tab/>
       <w:tab/>
-      <w:t>2026-06-30</w:t>
+      <w:t>2026-07-01</w:t>
       <w:br/>
       <w:br/>
     </w:r>

--- a/klagomål/A 9593-2026 FSC-klagomål.docx
+++ b/klagomål/A 9593-2026 FSC-klagomål.docx
@@ -1360,7 +1360,7 @@
     <w:r>
       <w:tab/>
       <w:tab/>
-      <w:t>2026-07-01</w:t>
+      <w:t>2026-07-02</w:t>
       <w:br/>
       <w:br/>
     </w:r>

--- a/klagomål/A 9593-2026 FSC-klagomål.docx
+++ b/klagomål/A 9593-2026 FSC-klagomål.docx
@@ -1360,7 +1360,7 @@
     <w:r>
       <w:tab/>
       <w:tab/>
-      <w:t>2026-07-13</w:t>
+      <w:t>2026-07-14</w:t>
       <w:br/>
       <w:br/>
     </w:r>

--- a/klagomål/A 9593-2026 FSC-klagomål.docx
+++ b/klagomål/A 9593-2026 FSC-klagomål.docx
@@ -1360,7 +1360,7 @@
     <w:r>
       <w:tab/>
       <w:tab/>
-      <w:t>2026-07-14</w:t>
+      <w:t>2026-07-15</w:t>
       <w:br/>
       <w:br/>
     </w:r>

--- a/klagomål/A 9593-2026 FSC-klagomål.docx
+++ b/klagomål/A 9593-2026 FSC-klagomål.docx
@@ -1360,7 +1360,7 @@
     <w:r>
       <w:tab/>
       <w:tab/>
-      <w:t>2026-07-15</w:t>
+      <w:t>2026-07-16</w:t>
       <w:br/>
       <w:br/>
     </w:r>

--- a/klagomål/A 9593-2026 FSC-klagomål.docx
+++ b/klagomål/A 9593-2026 FSC-klagomål.docx
@@ -1360,7 +1360,7 @@
     <w:r>
       <w:tab/>
       <w:tab/>
-      <w:t>2026-07-16</w:t>
+      <w:t>2026-07-17</w:t>
       <w:br/>
       <w:br/>
     </w:r>

--- a/klagomål/A 9593-2026 FSC-klagomål.docx
+++ b/klagomål/A 9593-2026 FSC-klagomål.docx
@@ -1360,7 +1360,7 @@
     <w:r>
       <w:tab/>
       <w:tab/>
-      <w:t>2026-07-17</w:t>
+      <w:t>2026-07-18</w:t>
       <w:br/>
       <w:br/>
     </w:r>

--- a/klagomål/A 9593-2026 FSC-klagomål.docx
+++ b/klagomål/A 9593-2026 FSC-klagomål.docx
@@ -1360,7 +1360,7 @@
     <w:r>
       <w:tab/>
       <w:tab/>
-      <w:t>2026-07-18</w:t>
+      <w:t>2026-07-19</w:t>
       <w:br/>
       <w:br/>
     </w:r>

--- a/klagomål/A 9593-2026 FSC-klagomål.docx
+++ b/klagomål/A 9593-2026 FSC-klagomål.docx
@@ -1360,7 +1360,7 @@
     <w:r>
       <w:tab/>
       <w:tab/>
-      <w:t>2026-07-19</w:t>
+      <w:t>2026-07-20</w:t>
       <w:br/>
       <w:br/>
     </w:r>

--- a/klagomål/A 9593-2026 FSC-klagomål.docx
+++ b/klagomål/A 9593-2026 FSC-klagomål.docx
@@ -1360,7 +1360,7 @@
     <w:r>
       <w:tab/>
       <w:tab/>
-      <w:t>2026-07-20</w:t>
+      <w:t>2026-07-21</w:t>
       <w:br/>
       <w:br/>
     </w:r>

--- a/klagomål/A 9593-2026 FSC-klagomål.docx
+++ b/klagomål/A 9593-2026 FSC-klagomål.docx
@@ -1360,7 +1360,7 @@
     <w:r>
       <w:tab/>
       <w:tab/>
-      <w:t>2026-07-21</w:t>
+      <w:t>2026-07-22</w:t>
       <w:br/>
       <w:br/>
     </w:r>

--- a/klagomål/A 9593-2026 FSC-klagomål.docx
+++ b/klagomål/A 9593-2026 FSC-klagomål.docx
@@ -1360,7 +1360,7 @@
     <w:r>
       <w:tab/>
       <w:tab/>
-      <w:t>2026-07-22</w:t>
+      <w:t>2026-07-23</w:t>
       <w:br/>
       <w:br/>
     </w:r>

--- a/klagomål/A 9593-2026 FSC-klagomål.docx
+++ b/klagomål/A 9593-2026 FSC-klagomål.docx
@@ -1360,7 +1360,7 @@
     <w:r>
       <w:tab/>
       <w:tab/>
-      <w:t>2026-07-23</w:t>
+      <w:t>2026-07-24</w:t>
       <w:br/>
       <w:br/>
     </w:r>

--- a/klagomål/A 9593-2026 FSC-klagomål.docx
+++ b/klagomål/A 9593-2026 FSC-klagomål.docx
@@ -1360,7 +1360,7 @@
     <w:r>
       <w:tab/>
       <w:tab/>
-      <w:t>2026-07-24</w:t>
+      <w:t>2026-07-25</w:t>
       <w:br/>
       <w:br/>
     </w:r>

--- a/klagomål/A 9593-2026 FSC-klagomål.docx
+++ b/klagomål/A 9593-2026 FSC-klagomål.docx
@@ -1360,7 +1360,7 @@
     <w:r>
       <w:tab/>
       <w:tab/>
-      <w:t>2026-07-25</w:t>
+      <w:t>2026-07-26</w:t>
       <w:br/>
       <w:br/>
     </w:r>

--- a/klagomål/A 9593-2026 FSC-klagomål.docx
+++ b/klagomål/A 9593-2026 FSC-klagomål.docx
@@ -1360,7 +1360,7 @@
     <w:r>
       <w:tab/>
       <w:tab/>
-      <w:t>2026-07-26</w:t>
+      <w:t>2026-07-27</w:t>
       <w:br/>
       <w:br/>
     </w:r>

--- a/klagomål/A 9593-2026 FSC-klagomål.docx
+++ b/klagomål/A 9593-2026 FSC-klagomål.docx
@@ -1360,7 +1360,7 @@
     <w:r>
       <w:tab/>
       <w:tab/>
-      <w:t>2026-07-27</w:t>
+      <w:t>2026-07-28</w:t>
       <w:br/>
       <w:br/>
     </w:r>

--- a/klagomål/A 9593-2026 FSC-klagomål.docx
+++ b/klagomål/A 9593-2026 FSC-klagomål.docx
@@ -1360,7 +1360,7 @@
     <w:r>
       <w:tab/>
       <w:tab/>
-      <w:t>2026-07-28</w:t>
+      <w:t>2026-07-29</w:t>
       <w:br/>
       <w:br/>
     </w:r>

--- a/klagomål/A 9593-2026 FSC-klagomål.docx
+++ b/klagomål/A 9593-2026 FSC-klagomål.docx
@@ -1360,7 +1360,7 @@
     <w:r>
       <w:tab/>
       <w:tab/>
-      <w:t>2026-07-29</w:t>
+      <w:t>2026-07-30</w:t>
       <w:br/>
       <w:br/>
     </w:r>

--- a/klagomål/A 9593-2026 FSC-klagomål.docx
+++ b/klagomål/A 9593-2026 FSC-klagomål.docx
@@ -1360,7 +1360,7 @@
     <w:r>
       <w:tab/>
       <w:tab/>
-      <w:t>2026-07-30</w:t>
+      <w:t>2026-07-31</w:t>
       <w:br/>
       <w:br/>
     </w:r>

--- a/klagomål/A 9593-2026 FSC-klagomål.docx
+++ b/klagomål/A 9593-2026 FSC-klagomål.docx
@@ -1360,7 +1360,7 @@
     <w:r>
       <w:tab/>
       <w:tab/>
-      <w:t>2026-07-31</w:t>
+      <w:t>2026-08-01</w:t>
       <w:br/>
       <w:br/>
     </w:r>

--- a/klagomål/A 9593-2026 FSC-klagomål.docx
+++ b/klagomål/A 9593-2026 FSC-klagomål.docx
@@ -1360,7 +1360,7 @@
     <w:r>
       <w:tab/>
       <w:tab/>
-      <w:t>2026-08-01</w:t>
+      <w:t>2026-08-02</w:t>
       <w:br/>
       <w:br/>
     </w:r>

--- a/klagomål/A 9593-2026 FSC-klagomål.docx
+++ b/klagomål/A 9593-2026 FSC-klagomål.docx
@@ -1360,7 +1360,7 @@
     <w:r>
       <w:tab/>
       <w:tab/>
-      <w:t>2026-08-02</w:t>
+      <w:t>2026-08-03</w:t>
       <w:br/>
       <w:br/>
     </w:r>

--- a/klagomål/A 9593-2026 FSC-klagomål.docx
+++ b/klagomål/A 9593-2026 FSC-klagomål.docx
@@ -1360,7 +1360,7 @@
     <w:r>
       <w:tab/>
       <w:tab/>
-      <w:t>2026-08-03</w:t>
+      <w:t>2026-08-05</w:t>
       <w:br/>
       <w:br/>
     </w:r>

--- a/klagomål/A 9593-2026 FSC-klagomål.docx
+++ b/klagomål/A 9593-2026 FSC-klagomål.docx
@@ -1360,7 +1360,7 @@
     <w:r>
       <w:tab/>
       <w:tab/>
-      <w:t>2026-08-05</w:t>
+      <w:t>2026-08-07</w:t>
       <w:br/>
       <w:br/>
     </w:r>

--- a/klagomål/A 9593-2026 FSC-klagomål.docx
+++ b/klagomål/A 9593-2026 FSC-klagomål.docx
@@ -1360,7 +1360,7 @@
     <w:r>
       <w:tab/>
       <w:tab/>
-      <w:t>2026-08-07</w:t>
+      <w:t>2026-08-08</w:t>
       <w:br/>
       <w:br/>
     </w:r>

--- a/klagomål/A 9593-2026 FSC-klagomål.docx
+++ b/klagomål/A 9593-2026 FSC-klagomål.docx
@@ -216,7 +216,7 @@
         <w:spacing w:after="240"/>
       </w:pPr>
       <w:r>
-        <w:t>Figur 1. Fyndplatser för naturvårdsarter i och inom 6 meter från avverkningsanmälan. Markörer utan svart kant är placerade på fyndplatsen. Markörer med svart kant är placerade vid sidan av fyndplatsen har ett svart streck som visar fyndplatsens exakta position. Kartans mittpunktskoordinat är N 7141846, E 471445 i SWEREF 99 TM.</w:t>
+        <w:t>Figur 1. Fyndplatser för naturvårdsarter i och inom 6 meter från avverkningsanmälan. Markörer utan svart kant är placerade på fyndplatsen. Markörer med svart kant är placerade vid sidan av fyndplatsen och har ett svart streck som visar fyndplatsens exakta position. Kartans mittpunktskoordinat är N 7141846, E 471445 i SWEREF 99 TM.</w:t>
       </w:r>
     </w:p>
     <w:p>
@@ -1360,7 +1360,7 @@
     <w:r>
       <w:tab/>
       <w:tab/>
-      <w:t>2026-08-14</w:t>
+      <w:t>2026-08-15</w:t>
       <w:br/>
       <w:br/>
     </w:r>

--- a/klagomål/A 9593-2026 FSC-klagomål.docx
+++ b/klagomål/A 9593-2026 FSC-klagomål.docx
@@ -1360,7 +1360,7 @@
     <w:r>
       <w:tab/>
       <w:tab/>
-      <w:t>2026-08-15</w:t>
+      <w:t>2026-08-16</w:t>
       <w:br/>
       <w:br/>
     </w:r>

--- a/klagomål/A 9593-2026 FSC-klagomål.docx
+++ b/klagomål/A 9593-2026 FSC-klagomål.docx
@@ -1360,7 +1360,7 @@
     <w:r>
       <w:tab/>
       <w:tab/>
-      <w:t>2026-08-16</w:t>
+      <w:t>2026-08-17</w:t>
       <w:br/>
       <w:br/>
     </w:r>

--- a/klagomål/A 9593-2026 FSC-klagomål.docx
+++ b/klagomål/A 9593-2026 FSC-klagomål.docx
@@ -1360,7 +1360,7 @@
     <w:r>
       <w:tab/>
       <w:tab/>
-      <w:t>2026-08-17</w:t>
+      <w:t>2026-08-18</w:t>
       <w:br/>
       <w:br/>
     </w:r>

--- a/klagomål/A 9593-2026 FSC-klagomål.docx
+++ b/klagomål/A 9593-2026 FSC-klagomål.docx
@@ -1360,7 +1360,7 @@
     <w:r>
       <w:tab/>
       <w:tab/>
-      <w:t>2026-08-18</w:t>
+      <w:t>2026-08-19</w:t>
       <w:br/>
       <w:br/>
     </w:r>

--- a/klagomål/A 9593-2026 FSC-klagomål.docx
+++ b/klagomål/A 9593-2026 FSC-klagomål.docx
@@ -1360,7 +1360,7 @@
     <w:r>
       <w:tab/>
       <w:tab/>
-      <w:t>2026-08-19</w:t>
+      <w:t>2026-08-20</w:t>
       <w:br/>
       <w:br/>
     </w:r>

--- a/klagomål/A 9593-2026 FSC-klagomål.docx
+++ b/klagomål/A 9593-2026 FSC-klagomål.docx
@@ -1360,7 +1360,7 @@
     <w:r>
       <w:tab/>
       <w:tab/>
-      <w:t>2026-08-20</w:t>
+      <w:t>2026-08-21</w:t>
       <w:br/>
       <w:br/>
     </w:r>

--- a/klagomål/A 9593-2026 FSC-klagomål.docx
+++ b/klagomål/A 9593-2026 FSC-klagomål.docx
@@ -1360,7 +1360,7 @@
     <w:r>
       <w:tab/>
       <w:tab/>
-      <w:t>2026-08-21</w:t>
+      <w:t>2026-08-22</w:t>
       <w:br/>
       <w:br/>
     </w:r>

--- a/klagomål/A 9593-2026 FSC-klagomål.docx
+++ b/klagomål/A 9593-2026 FSC-klagomål.docx
@@ -1360,7 +1360,7 @@
     <w:r>
       <w:tab/>
       <w:tab/>
-      <w:t>2026-08-22</w:t>
+      <w:t>2026-08-23</w:t>
       <w:br/>
       <w:br/>
     </w:r>

--- a/klagomål/A 9593-2026 FSC-klagomål.docx
+++ b/klagomål/A 9593-2026 FSC-klagomål.docx
@@ -1360,7 +1360,7 @@
     <w:r>
       <w:tab/>
       <w:tab/>
-      <w:t>2026-08-23</w:t>
+      <w:t>2026-08-24</w:t>
       <w:br/>
       <w:br/>
     </w:r>

--- a/klagomål/A 9593-2026 FSC-klagomål.docx
+++ b/klagomål/A 9593-2026 FSC-klagomål.docx
@@ -1360,7 +1360,7 @@
     <w:r>
       <w:tab/>
       <w:tab/>
-      <w:t>2026-08-24</w:t>
+      <w:t>2026-08-25</w:t>
       <w:br/>
       <w:br/>
     </w:r>

--- a/klagomål/A 9593-2026 FSC-klagomål.docx
+++ b/klagomål/A 9593-2026 FSC-klagomål.docx
@@ -1360,7 +1360,7 @@
     <w:r>
       <w:tab/>
       <w:tab/>
-      <w:t>2026-08-25</w:t>
+      <w:t>2026-08-26</w:t>
       <w:br/>
       <w:br/>
     </w:r>

--- a/klagomål/A 9593-2026 FSC-klagomål.docx
+++ b/klagomål/A 9593-2026 FSC-klagomål.docx
@@ -1360,7 +1360,7 @@
     <w:r>
       <w:tab/>
       <w:tab/>
-      <w:t>2026-08-26</w:t>
+      <w:t>2026-08-27</w:t>
       <w:br/>
       <w:br/>
     </w:r>

--- a/klagomål/A 9593-2026 FSC-klagomål.docx
+++ b/klagomål/A 9593-2026 FSC-klagomål.docx
@@ -1360,7 +1360,7 @@
     <w:r>
       <w:tab/>
       <w:tab/>
-      <w:t>2026-08-27</w:t>
+      <w:t>2026-08-28</w:t>
       <w:br/>
       <w:br/>
     </w:r>

--- a/klagomål/A 9593-2026 FSC-klagomål.docx
+++ b/klagomål/A 9593-2026 FSC-klagomål.docx
@@ -178,7 +178,7 @@
       <w:r>
         <w:drawing>
           <wp:inline xmlns:a="http://schemas.openxmlformats.org/drawingml/2006/main" xmlns:pic="http://schemas.openxmlformats.org/drawingml/2006/picture">
-            <wp:extent cx="5486400" cy="4880900"/>
+            <wp:extent cx="5486400" cy="4787234"/>
             <wp:docPr id="1" name="Picture 1"/>
             <wp:cNvGraphicFramePr>
               <a:graphicFrameLocks noChangeAspect="1"/>
@@ -199,7 +199,7 @@
                   <pic:spPr>
                     <a:xfrm>
                       <a:off x="0" y="0"/>
-                      <a:ext cx="5486400" cy="4880900"/>
+                      <a:ext cx="5486400" cy="4787234"/>
                     </a:xfrm>
                     <a:prstGeom prst="rect"/>
                   </pic:spPr>
@@ -221,7 +221,7 @@
     </w:p>
     <w:p>
       <w:r>
-        <w:t>I och inom 6 meter från avverkningsanmälan finns fynd av 14 naturvårdsarter, varav 9 är rödlistade, 2 är fridlysta, 10 är typiska (T) och 5 är signalarter (S): garnlav (VU, T), norsk näverlav (VU), skäggvaxskivling (VU), brunpudrad nållav (NT, T), harticka (NT, T), luddfingersvamp (NT), lunglav (NT, T), skrovellav (NT, T), tretåig hackspett (NT, T, §4), gulnål (S, T), gytterlav (S, T), spindelblomster (S, T, §8), stuplav (S, T) och västlig hakmossa (S). Se Figur 1.</w:t>
+        <w:t>I och inom 6 meter från avverkningsanmälan finns fynd av 16 naturvårdsarter, varav 11 är rödlistade, 2 är fridlysta, 10 är typiska (T) och 5 är signalarter (S): amerikansk sönderfallslav (VU), Cliostomum piceicola (VU), garnlav (VU, T), norsk näverlav (VU), skäggvaxskivling (VU), brunpudrad nållav (NT, T), harticka (NT, T), luddfingersvamp (NT), lunglav (NT, T), skrovellav (NT, T), tretåig hackspett (NT, T, §4), gulnål (S, T), gytterlav (S, T), spindelblomster (S, T, §8), stuplav (S, T) och västlig hakmossa (S). Se Figur 1.</w:t>
       </w:r>
     </w:p>
     <w:p>
@@ -252,6 +252,35 @@
         <w:rPr>
           <w:b/>
         </w:rPr>
+        <w:t xml:space="preserve">Amerikansk sönderfallslav (VU) </w:t>
+      </w:r>
+      <w:r>
+        <w:t>är en synnerligen ovanlig lav som växer på gamla sälgar och granar i naturskog med mycket hög och jämn luftfuktighet. Avverkning av kontinuitetsskog samt ändringar av lokalklimatet som medför en minskning av luftfuktigheten hotar arten. Områden med amerikansk sönderfallslav måste skyddas (SLU Artdatabanken, 2024).</w:t>
+      </w:r>
+    </w:p>
+    <w:p>
+      <w:r>
+        <w:rPr>
+          <w:b/>
+          <w:i/>
+        </w:rPr>
+        <w:t>Cliostomum piceicola</w:t>
+      </w:r>
+      <w:r>
+        <w:rPr>
+          <w:b/>
+        </w:rPr>
+        <w:t xml:space="preserve"> (VU) </w:t>
+      </w:r>
+      <w:r>
+        <w:t>är en nyligen beskriven dropplav (2017) som huvudsakligen växer på gamla senvuxna granar i kontinuitetsskogar med hög luftfuktighet i Skandinavien och Ryssland. Avverkning av kontinuitetsskog är ett hot (SLU Artdatabanken, 2024; Holien &amp; Tønsberg, 2017).</w:t>
+      </w:r>
+    </w:p>
+    <w:p>
+      <w:r>
+        <w:rPr>
+          <w:b/>
+        </w:rPr>
         <w:t>Garnlav (VU)</w:t>
       </w:r>
       <w:r>
@@ -730,7 +759,7 @@
         <w:rPr>
           <w:i/>
         </w:rPr>
-        <w:t>I det avverkningsanmälda skogsområdet har 14 naturvårdsarter varav 9 rödlistade arter sina livsmiljöer och växtplatser.</w:t>
+        <w:t>I det avverkningsanmälda skogsområdet har 16 naturvårdsarter varav 11 rödlistade arter sina livsmiljöer och växtplatser.</w:t>
       </w:r>
     </w:p>
     <w:p>
@@ -1360,7 +1389,7 @@
     <w:r>
       <w:tab/>
       <w:tab/>
-      <w:t>2026-08-28</w:t>
+      <w:t>2026-08-29</w:t>
       <w:br/>
       <w:br/>
     </w:r>

--- a/klagomål/A 9593-2026 FSC-klagomål.docx
+++ b/klagomål/A 9593-2026 FSC-klagomål.docx
@@ -221,7 +221,7 @@
     </w:p>
     <w:p>
       <w:r>
-        <w:t>I och inom 6 meter från avverkningsanmälan finns fynd av 16 naturvårdsarter, varav 11 är rödlistade, 2 är fridlysta, 10 är typiska (T) och 5 är signalarter (S): amerikansk sönderfallslav (VU), Cliostomum piceicola (VU), garnlav (VU, T), norsk näverlav (VU), skäggvaxskivling (VU), brunpudrad nållav (NT, T), harticka (NT, T), luddfingersvamp (NT), lunglav (NT, T), skrovellav (NT, T), tretåig hackspett (NT, T, §4), gulnål (S, T), gytterlav (S, T), spindelblomster (S, T, §8), stuplav (S, T) och västlig hakmossa (S). Se Figur 1.</w:t>
+        <w:t>I och inom 6 meter från avverkningsanmälan finns fynd av 17 naturvårdsarter, varav 11 är rödlistade, 2 är fridlysta, 11 är typiska (T) och 6 är signalarter (S): amerikansk sönderfallslav (VU), Cliostomum piceicola (VU), garnlav (VU, T), norsk näverlav (VU), skäggvaxskivling (VU), brunpudrad nållav (NT, T), harticka (NT, T), luddfingersvamp (NT), lunglav (NT, T), skrovellav (NT, T), tretåig hackspett (NT, T, §4), bårdlav (S, T), gulnål (S, T), gytterlav (S, T), spindelblomster (S, T, §8), stuplav (S, T) och västlig hakmossa (S). Se Figur 1.</w:t>
       </w:r>
     </w:p>
     <w:p>
@@ -524,6 +524,53 @@
         <w:rPr>
           <w:b/>
         </w:rPr>
+        <w:t>Bårdlav</w:t>
+      </w:r>
+      <w:r>
+        <w:t xml:space="preserve"> signalerar miljöer med höga naturvärden och på lokalerna finns vanligtvis många andra ovanliga och rödlistade arter. Den visar även på platser med hög och jämn luftfuktighet. På bårdlav och andra njurlavar (Nephroma) kan de sällsynta parasiterna </w:t>
+      </w:r>
+      <w:r>
+        <w:rPr>
+          <w:i/>
+        </w:rPr>
+        <w:t xml:space="preserve">Protounguicularia nephromatis </w:t>
+      </w:r>
+      <w:r>
+        <w:t xml:space="preserve">(VU) och </w:t>
+      </w:r>
+      <w:r>
+        <w:rPr>
+          <w:i/>
+        </w:rPr>
+        <w:t xml:space="preserve">Tremella nephromatis </w:t>
+      </w:r>
+      <w:r>
+        <w:t xml:space="preserve">(DD) påträffas. Bårdlav är typisk art för </w:t>
+      </w:r>
+      <w:r>
+        <w:rPr>
+          <w:i/>
+        </w:rPr>
+        <w:t xml:space="preserve">9010 Taiga, 9020 Nordlig ädellövskog, 9070 Trädklädd betesmark, 9110 Näringsfattig bokskog, 9160 Näringsrik ekskog, 9180 Ädellövskog i branter </w:t>
+      </w:r>
+      <w:r>
+        <w:t>och</w:t>
+      </w:r>
+      <w:r>
+        <w:rPr>
+          <w:i/>
+        </w:rPr>
+        <w:t xml:space="preserve"> 9190 Näringsfattig ekskog</w:t>
+      </w:r>
+      <w:r>
+        <w:t xml:space="preserve"> (SLU Artdatabanken, 2026; Nitare &amp; Skogsstyrelsen, 2019).</w:t>
+      </w:r>
+    </w:p>
+    <w:p>
+      <w:r>
+        <w:rPr>
+          <w:b/>
+        </w:rPr>
         <w:t>Gulnål</w:t>
       </w:r>
       <w:r>
@@ -759,7 +806,7 @@
         <w:rPr>
           <w:i/>
         </w:rPr>
-        <w:t>I det avverkningsanmälda skogsområdet har 16 naturvårdsarter varav 11 rödlistade arter sina livsmiljöer och växtplatser.</w:t>
+        <w:t>I det avverkningsanmälda skogsområdet har 17 naturvårdsarter varav 11 rödlistade arter sina livsmiljöer och växtplatser.</w:t>
       </w:r>
     </w:p>
     <w:p>
@@ -1389,7 +1436,7 @@
     <w:r>
       <w:tab/>
       <w:tab/>
-      <w:t>2026-08-29</w:t>
+      <w:t>2026-08-31</w:t>
       <w:br/>
       <w:br/>
     </w:r>

--- a/klagomål/A 9593-2026 FSC-klagomål.docx
+++ b/klagomål/A 9593-2026 FSC-klagomål.docx
@@ -1436,7 +1436,7 @@
     <w:r>
       <w:tab/>
       <w:tab/>
-      <w:t>2026-08-31</w:t>
+      <w:t>2026-09-01</w:t>
       <w:br/>
       <w:br/>
     </w:r>

--- a/klagomål/A 9593-2026 FSC-klagomål.docx
+++ b/klagomål/A 9593-2026 FSC-klagomål.docx
@@ -1436,7 +1436,7 @@
     <w:r>
       <w:tab/>
       <w:tab/>
-      <w:t>2026-09-01</w:t>
+      <w:t>2026-09-02</w:t>
       <w:br/>
       <w:br/>
     </w:r>

--- a/klagomål/A 9593-2026 FSC-klagomål.docx
+++ b/klagomål/A 9593-2026 FSC-klagomål.docx
@@ -1436,7 +1436,7 @@
     <w:r>
       <w:tab/>
       <w:tab/>
-      <w:t>2026-09-02</w:t>
+      <w:t>2026-09-03</w:t>
       <w:br/>
       <w:br/>
     </w:r>

--- a/klagomål/A 9593-2026 FSC-klagomål.docx
+++ b/klagomål/A 9593-2026 FSC-klagomål.docx
@@ -1436,7 +1436,7 @@
     <w:r>
       <w:tab/>
       <w:tab/>
-      <w:t>2026-09-03</w:t>
+      <w:t>2026-09-04</w:t>
       <w:br/>
       <w:br/>
     </w:r>

--- a/klagomål/A 9593-2026 FSC-klagomål.docx
+++ b/klagomål/A 9593-2026 FSC-klagomål.docx
@@ -1436,7 +1436,7 @@
     <w:r>
       <w:tab/>
       <w:tab/>
-      <w:t>2026-09-04</w:t>
+      <w:t>2026-09-05</w:t>
       <w:br/>
       <w:br/>
     </w:r>

--- a/klagomål/A 9593-2026 FSC-klagomål.docx
+++ b/klagomål/A 9593-2026 FSC-klagomål.docx
@@ -1436,7 +1436,7 @@
     <w:r>
       <w:tab/>
       <w:tab/>
-      <w:t>2026-09-05</w:t>
+      <w:t>2026-09-06</w:t>
       <w:br/>
       <w:br/>
     </w:r>

--- a/klagomål/A 9593-2026 FSC-klagomål.docx
+++ b/klagomål/A 9593-2026 FSC-klagomål.docx
@@ -1436,7 +1436,7 @@
     <w:r>
       <w:tab/>
       <w:tab/>
-      <w:t>2026-09-06</w:t>
+      <w:t>2026-09-07</w:t>
       <w:br/>
       <w:br/>
     </w:r>

--- a/klagomål/A 9593-2026 FSC-klagomål.docx
+++ b/klagomål/A 9593-2026 FSC-klagomål.docx
@@ -1436,7 +1436,7 @@
     <w:r>
       <w:tab/>
       <w:tab/>
-      <w:t>2026-09-07</w:t>
+      <w:t>2026-09-08</w:t>
       <w:br/>
       <w:br/>
     </w:r>

--- a/klagomål/A 9593-2026 FSC-klagomål.docx
+++ b/klagomål/A 9593-2026 FSC-klagomål.docx
@@ -1436,7 +1436,7 @@
     <w:r>
       <w:tab/>
       <w:tab/>
-      <w:t>2026-09-08</w:t>
+      <w:t>2026-09-09</w:t>
       <w:br/>
       <w:br/>
     </w:r>

--- a/klagomål/A 9593-2026 FSC-klagomål.docx
+++ b/klagomål/A 9593-2026 FSC-klagomål.docx
@@ -1436,7 +1436,7 @@
     <w:r>
       <w:tab/>
       <w:tab/>
-      <w:t>2026-09-09</w:t>
+      <w:t>2026-09-10</w:t>
       <w:br/>
       <w:br/>
     </w:r>

--- a/klagomål/A 9593-2026 FSC-klagomål.docx
+++ b/klagomål/A 9593-2026 FSC-klagomål.docx
@@ -1436,7 +1436,7 @@
     <w:r>
       <w:tab/>
       <w:tab/>
-      <w:t>2026-09-10</w:t>
+      <w:t>2026-09-11</w:t>
       <w:br/>
       <w:br/>
     </w:r>

--- a/klagomål/A 9593-2026 FSC-klagomål.docx
+++ b/klagomål/A 9593-2026 FSC-klagomål.docx
@@ -1436,7 +1436,7 @@
     <w:r>
       <w:tab/>
       <w:tab/>
-      <w:t>2026-09-11</w:t>
+      <w:t>2026-09-12</w:t>
       <w:br/>
       <w:br/>
     </w:r>
